--- a/zht/docx/095.content.docx
+++ b/zht/docx/095.content.docx
@@ -150,26 +150,6 @@
           <w:lang w:val="zh_TW" w:bidi="zh_TW"/>
         </w:rPr>
         <w:t>xin</w:t>
-      </w:r>
-      <w:r>
-        <w:rPr>
-          <w:lang w:val="zh_TW" w:bidi="zh_TW"/>
-        </w:rPr>
-      </w:r>
-    </w:p>
-    <w:p>
-      <w:pPr/>
-      <w:r>
-        <w:rPr>
-          <w:lang w:val="zh_TW" w:bidi="zh_TW"/>
-        </w:rPr>
-      </w:r>
-      <w:r>
-        <w:rPr>
-          <w:i/>
-          <w:lang w:val="zh_TW" w:bidi="zh_TW"/>
-        </w:rPr>
-        <w:t>新群體, 新生命的應許, 新約, 新約聖經中的割禮, 新秩序, 信心與善行</w:t>
       </w:r>
       <w:r>
         <w:rPr>

--- a/zht/docx/095.content.docx
+++ b/zht/docx/095.content.docx
@@ -19,7 +19,7 @@
         <w:rPr>
           <w:lang w:val="zh_TW" w:bidi="zh_TW"/>
         </w:rPr>
-        <w:t>Resource: Study Notes - Themes (Tyndale)</w:t>
+        <w:t>Resource: Tyndale Open Study Notes</w:t>
       </w:r>
       <w:r>
         <w:rPr>
@@ -112,7 +112,7 @@
         <w:rPr>
           <w:lang w:val="zh_TW" w:bidi="zh_TW"/>
         </w:rPr>
-        <w:t>Study Notes - Themes (Tyndale)</w:t>
+        <w:t>Tyndale Open Study Notes</w:t>
       </w:r>
     </w:p>
     <w:p>

--- a/zht/docx/095.content.docx
+++ b/zht/docx/095.content.docx
@@ -19,7 +19,7 @@
         <w:rPr>
           <w:lang w:val="zh_TW" w:bidi="zh_TW"/>
         </w:rPr>
-        <w:t>Resource: Tyndale Open Study Notes</w:t>
+        <w:t>Resource: Aquifer Open Study Notes (Themes)</w:t>
       </w:r>
       <w:r>
         <w:rPr>
@@ -112,7 +112,7 @@
         <w:rPr>
           <w:lang w:val="zh_TW" w:bidi="zh_TW"/>
         </w:rPr>
-        <w:t>Tyndale Open Study Notes</w:t>
+        <w:t>Aquifer Open Study Notes (Themes)</w:t>
       </w:r>
     </w:p>
     <w:p>

--- a/zht/docx/095.content.docx
+++ b/zht/docx/095.content.docx
@@ -233,54 +233,36 @@
         </w:rPr>
         <w:t>新約聖經強調基督徒群體的重要性。注重個人的文化可能會忽略這一點。雖然神使所有基督徒個人回轉，在靈命上重生，祂並不希望他們維持孤立狀態（</w:t>
       </w:r>
-      <w:hyperlink r:id="rId13">
-        <w:r>
-          <w:rPr>
-            <w:lang w:val="zh_TW" w:bidi="zh_TW"/>
-          </w:rPr>
-          <w:rPr>
-            <w:color w:val="0000EE"/>
-            <w:u w:val="single"/>
-          </w:rPr>
-          <w:t>約3:3</w:t>
-        </w:r>
-      </w:hyperlink>
+      <w:r>
+        <w:rPr>
+          <w:lang w:val="zh_TW" w:bidi="zh_TW"/>
+        </w:rPr>
+        <w:t>約3:3</w:t>
+      </w:r>
       <w:r>
         <w:rPr>
           <w:lang w:val="zh_TW" w:bidi="zh_TW"/>
         </w:rPr>
         <w:t>；</w:t>
       </w:r>
-      <w:hyperlink r:id="rId14">
-        <w:r>
-          <w:rPr>
-            <w:lang w:val="zh_TW" w:bidi="zh_TW"/>
-          </w:rPr>
-          <w:rPr>
-            <w:color w:val="0000EE"/>
-            <w:u w:val="single"/>
-          </w:rPr>
-          <w:t>彼前1:23</w:t>
-        </w:r>
-      </w:hyperlink>
+      <w:r>
+        <w:rPr>
+          <w:lang w:val="zh_TW" w:bidi="zh_TW"/>
+        </w:rPr>
+        <w:t>彼前1:23</w:t>
+      </w:r>
       <w:r>
         <w:rPr>
           <w:lang w:val="zh_TW" w:bidi="zh_TW"/>
         </w:rPr>
         <w:t>）。神想將我們作為「活石」聯合在祂的「靈宮」中（</w:t>
       </w:r>
-      <w:hyperlink r:id="rId15">
-        <w:r>
-          <w:rPr>
-            <w:lang w:val="zh_TW" w:bidi="zh_TW"/>
-          </w:rPr>
-          <w:rPr>
-            <w:color w:val="0000EE"/>
-            <w:u w:val="single"/>
-          </w:rPr>
-          <w:t>彼前2:5</w:t>
-        </w:r>
-      </w:hyperlink>
+      <w:r>
+        <w:rPr>
+          <w:lang w:val="zh_TW" w:bidi="zh_TW"/>
+        </w:rPr>
+        <w:t>彼前2:5</w:t>
+      </w:r>
       <w:r>
         <w:rPr>
           <w:lang w:val="zh_TW" w:bidi="zh_TW"/>
@@ -301,36 +283,24 @@
         </w:rPr>
         <w:t>神應許重建祂的聖殿（見</w:t>
       </w:r>
-      <w:hyperlink r:id="rId16">
-        <w:r>
-          <w:rPr>
-            <w:lang w:val="zh_TW" w:bidi="zh_TW"/>
-          </w:rPr>
-          <w:rPr>
-            <w:color w:val="0000EE"/>
-            <w:u w:val="single"/>
-          </w:rPr>
-          <w:t>結40–48章</w:t>
-        </w:r>
-      </w:hyperlink>
+      <w:r>
+        <w:rPr>
+          <w:lang w:val="zh_TW" w:bidi="zh_TW"/>
+        </w:rPr>
+        <w:t>結40–48章</w:t>
+      </w:r>
       <w:r>
         <w:rPr>
           <w:lang w:val="zh_TW" w:bidi="zh_TW"/>
         </w:rPr>
         <w:t>）。祂住在祂的子民中，實現了這個應許（見</w:t>
       </w:r>
-      <w:hyperlink r:id="rId17">
-        <w:r>
-          <w:rPr>
-            <w:lang w:val="zh_TW" w:bidi="zh_TW"/>
-          </w:rPr>
-          <w:rPr>
-            <w:color w:val="0000EE"/>
-            <w:u w:val="single"/>
-          </w:rPr>
-          <w:t>約1:14</w:t>
-        </w:r>
-      </w:hyperlink>
+      <w:r>
+        <w:rPr>
+          <w:lang w:val="zh_TW" w:bidi="zh_TW"/>
+        </w:rPr>
+        <w:t>約1:14</w:t>
+      </w:r>
       <w:r>
         <w:rPr>
           <w:lang w:val="zh_TW" w:bidi="zh_TW"/>
@@ -345,72 +315,48 @@
           <w:lang w:val="zh_TW" w:bidi="zh_TW"/>
         </w:rPr>
       </w:r>
-      <w:hyperlink r:id="rId18">
-        <w:r>
-          <w:rPr>
-            <w:lang w:val="zh_TW" w:bidi="zh_TW"/>
-          </w:rPr>
-          <w:rPr>
-            <w:color w:val="0000EE"/>
-            <w:u w:val="single"/>
-          </w:rPr>
-          <w:t>彼得前書二章9節</w:t>
-        </w:r>
-      </w:hyperlink>
+      <w:r>
+        <w:rPr>
+          <w:lang w:val="zh_TW" w:bidi="zh_TW"/>
+        </w:rPr>
+        <w:t>彼得前書二章9節</w:t>
+      </w:r>
       <w:r>
         <w:rPr>
           <w:lang w:val="zh_TW" w:bidi="zh_TW"/>
         </w:rPr>
         <w:t>教導說，教會如今同樣具有一個神曾賦予以色列的特殊角色。教會是「被揀選的族類」（見</w:t>
       </w:r>
-      <w:hyperlink r:id="rId19">
-        <w:r>
-          <w:rPr>
-            <w:lang w:val="zh_TW" w:bidi="zh_TW"/>
-          </w:rPr>
-          <w:rPr>
-            <w:color w:val="0000EE"/>
-            <w:u w:val="single"/>
-          </w:rPr>
-          <w:t>申7:6</w:t>
-        </w:r>
-      </w:hyperlink>
+      <w:r>
+        <w:rPr>
+          <w:lang w:val="zh_TW" w:bidi="zh_TW"/>
+        </w:rPr>
+        <w:t>申7:6</w:t>
+      </w:r>
       <w:r>
         <w:rPr>
           <w:lang w:val="zh_TW" w:bidi="zh_TW"/>
         </w:rPr>
         <w:t>）。它是「君尊的祭司」、「聖潔的國度」（見</w:t>
       </w:r>
-      <w:hyperlink r:id="rId20">
-        <w:r>
-          <w:rPr>
-            <w:lang w:val="zh_TW" w:bidi="zh_TW"/>
-          </w:rPr>
-          <w:rPr>
-            <w:color w:val="0000EE"/>
-            <w:u w:val="single"/>
-          </w:rPr>
-          <w:t>出19:6</w:t>
-        </w:r>
-      </w:hyperlink>
+      <w:r>
+        <w:rPr>
+          <w:lang w:val="zh_TW" w:bidi="zh_TW"/>
+        </w:rPr>
+        <w:t>出19:6</w:t>
+      </w:r>
       <w:r>
         <w:rPr>
           <w:lang w:val="zh_TW" w:bidi="zh_TW"/>
         </w:rPr>
         <w:t>）。它是「屬神的子民」（見</w:t>
       </w:r>
-      <w:hyperlink r:id="rId21">
-        <w:r>
-          <w:rPr>
-            <w:lang w:val="zh_TW" w:bidi="zh_TW"/>
-          </w:rPr>
-          <w:rPr>
-            <w:color w:val="0000EE"/>
-            <w:u w:val="single"/>
-          </w:rPr>
-          <w:t>出19:5</w:t>
-        </w:r>
-      </w:hyperlink>
+      <w:r>
+        <w:rPr>
+          <w:lang w:val="zh_TW" w:bidi="zh_TW"/>
+        </w:rPr>
+        <w:t>出19:5</w:t>
+      </w:r>
       <w:r>
         <w:rPr>
           <w:lang w:val="zh_TW" w:bidi="zh_TW"/>
@@ -431,18 +377,12 @@
         </w:rPr>
         <w:t>有這種特殊地位，就有責任與各國各族分享神的真理。藉著一起聚集敬拜和不同的事奉工作，我們「宣揚祂的美德」（</w:t>
       </w:r>
-      <w:hyperlink r:id="rId18">
-        <w:r>
-          <w:rPr>
-            <w:lang w:val="zh_TW" w:bidi="zh_TW"/>
-          </w:rPr>
-          <w:rPr>
-            <w:color w:val="0000EE"/>
-            <w:u w:val="single"/>
-          </w:rPr>
-          <w:t>彼前2:9</w:t>
-        </w:r>
-      </w:hyperlink>
+      <w:r>
+        <w:rPr>
+          <w:lang w:val="zh_TW" w:bidi="zh_TW"/>
+        </w:rPr>
+        <w:t>彼前2:9</w:t>
+      </w:r>
       <w:r>
         <w:rPr>
           <w:lang w:val="zh_TW" w:bidi="zh_TW"/>
@@ -472,252 +412,168 @@
           <w:lang w:val="zh_TW" w:bidi="zh_TW"/>
         </w:rPr>
       </w:r>
-      <w:hyperlink r:id="rId22">
-        <w:r>
-          <w:rPr>
-            <w:lang w:val="zh_TW" w:bidi="zh_TW"/>
-          </w:rPr>
-          <w:rPr>
-            <w:color w:val="0000EE"/>
-            <w:u w:val="single"/>
-          </w:rPr>
-          <w:t>創12:3</w:t>
-        </w:r>
-      </w:hyperlink>
+      <w:r>
+        <w:rPr>
+          <w:lang w:val="zh_TW" w:bidi="zh_TW"/>
+        </w:rPr>
+        <w:t>創12:3</w:t>
+      </w:r>
       <w:r>
         <w:rPr>
           <w:lang w:val="zh_TW" w:bidi="zh_TW"/>
         </w:rPr>
         <w:t>；</w:t>
       </w:r>
-      <w:hyperlink r:id="rId23">
-        <w:r>
-          <w:rPr>
-            <w:lang w:val="zh_TW" w:bidi="zh_TW"/>
-          </w:rPr>
-          <w:rPr>
-            <w:color w:val="0000EE"/>
-            <w:u w:val="single"/>
-          </w:rPr>
-          <w:t>出19:4–6</w:t>
-        </w:r>
-      </w:hyperlink>
+      <w:r>
+        <w:rPr>
+          <w:lang w:val="zh_TW" w:bidi="zh_TW"/>
+        </w:rPr>
+        <w:t>出19:4–6</w:t>
+      </w:r>
       <w:r>
         <w:rPr>
           <w:lang w:val="zh_TW" w:bidi="zh_TW"/>
         </w:rPr>
         <w:t>；</w:t>
       </w:r>
-      <w:hyperlink r:id="rId19">
-        <w:r>
-          <w:rPr>
-            <w:lang w:val="zh_TW" w:bidi="zh_TW"/>
-          </w:rPr>
-          <w:rPr>
-            <w:color w:val="0000EE"/>
-            <w:u w:val="single"/>
-          </w:rPr>
-          <w:t>申7:6</w:t>
-        </w:r>
-      </w:hyperlink>
+      <w:r>
+        <w:rPr>
+          <w:lang w:val="zh_TW" w:bidi="zh_TW"/>
+        </w:rPr>
+        <w:t>申7:6</w:t>
+      </w:r>
       <w:r>
         <w:rPr>
           <w:lang w:val="zh_TW" w:bidi="zh_TW"/>
         </w:rPr>
         <w:t>；</w:t>
       </w:r>
-      <w:hyperlink r:id="rId24">
-        <w:r>
-          <w:rPr>
-            <w:lang w:val="zh_TW" w:bidi="zh_TW"/>
-          </w:rPr>
-          <w:rPr>
-            <w:color w:val="0000EE"/>
-            <w:u w:val="single"/>
-          </w:rPr>
-          <w:t>代下5:13–14</w:t>
-        </w:r>
-      </w:hyperlink>
+      <w:r>
+        <w:rPr>
+          <w:lang w:val="zh_TW" w:bidi="zh_TW"/>
+        </w:rPr>
+        <w:t>代下5:13–14</w:t>
+      </w:r>
       <w:r>
         <w:rPr>
           <w:lang w:val="zh_TW" w:bidi="zh_TW"/>
         </w:rPr>
         <w:t>；</w:t>
       </w:r>
-      <w:hyperlink r:id="rId25">
-        <w:r>
-          <w:rPr>
-            <w:lang w:val="zh_TW" w:bidi="zh_TW"/>
-          </w:rPr>
-          <w:rPr>
-            <w:color w:val="0000EE"/>
-            <w:u w:val="single"/>
-          </w:rPr>
-          <w:t>賽11:1–16</w:t>
-        </w:r>
-      </w:hyperlink>
+      <w:r>
+        <w:rPr>
+          <w:lang w:val="zh_TW" w:bidi="zh_TW"/>
+        </w:rPr>
+        <w:t>賽11:1–16</w:t>
+      </w:r>
       <w:r>
         <w:rPr>
           <w:lang w:val="zh_TW" w:bidi="zh_TW"/>
         </w:rPr>
         <w:t>；</w:t>
       </w:r>
-      <w:hyperlink r:id="rId17">
-        <w:r>
-          <w:rPr>
-            <w:lang w:val="zh_TW" w:bidi="zh_TW"/>
-          </w:rPr>
-          <w:rPr>
-            <w:color w:val="0000EE"/>
-            <w:u w:val="single"/>
-          </w:rPr>
-          <w:t>約1:14</w:t>
-        </w:r>
-      </w:hyperlink>
+      <w:r>
+        <w:rPr>
+          <w:lang w:val="zh_TW" w:bidi="zh_TW"/>
+        </w:rPr>
+        <w:t>約1:14</w:t>
+      </w:r>
       <w:r>
         <w:rPr>
           <w:lang w:val="zh_TW" w:bidi="zh_TW"/>
         </w:rPr>
         <w:t>；</w:t>
       </w:r>
-      <w:hyperlink r:id="rId26">
-        <w:r>
-          <w:rPr>
-            <w:lang w:val="zh_TW" w:bidi="zh_TW"/>
-          </w:rPr>
-          <w:rPr>
-            <w:color w:val="0000EE"/>
-            <w:u w:val="single"/>
-          </w:rPr>
-          <w:t>林前3:9–17</w:t>
-        </w:r>
-      </w:hyperlink>
+      <w:r>
+        <w:rPr>
+          <w:lang w:val="zh_TW" w:bidi="zh_TW"/>
+        </w:rPr>
+        <w:t>林前3:9–17</w:t>
+      </w:r>
       <w:r>
         <w:rPr>
           <w:lang w:val="zh_TW" w:bidi="zh_TW"/>
         </w:rPr>
         <w:t>，</w:t>
       </w:r>
-      <w:hyperlink r:id="rId27">
-        <w:r>
-          <w:rPr>
-            <w:lang w:val="zh_TW" w:bidi="zh_TW"/>
-          </w:rPr>
-          <w:rPr>
-            <w:color w:val="0000EE"/>
-            <w:u w:val="single"/>
-          </w:rPr>
-          <w:t>6:19</w:t>
-        </w:r>
-      </w:hyperlink>
+      <w:r>
+        <w:rPr>
+          <w:lang w:val="zh_TW" w:bidi="zh_TW"/>
+        </w:rPr>
+        <w:t>6:19</w:t>
+      </w:r>
       <w:r>
         <w:rPr>
           <w:lang w:val="zh_TW" w:bidi="zh_TW"/>
         </w:rPr>
         <w:t>；</w:t>
       </w:r>
-      <w:hyperlink r:id="rId28">
-        <w:r>
-          <w:rPr>
-            <w:lang w:val="zh_TW" w:bidi="zh_TW"/>
-          </w:rPr>
-          <w:rPr>
-            <w:color w:val="0000EE"/>
-            <w:u w:val="single"/>
-          </w:rPr>
-          <w:t>林後6:16–18</w:t>
-        </w:r>
-      </w:hyperlink>
+      <w:r>
+        <w:rPr>
+          <w:lang w:val="zh_TW" w:bidi="zh_TW"/>
+        </w:rPr>
+        <w:t>林後6:16–18</w:t>
+      </w:r>
       <w:r>
         <w:rPr>
           <w:lang w:val="zh_TW" w:bidi="zh_TW"/>
         </w:rPr>
         <w:t>；</w:t>
       </w:r>
-      <w:hyperlink r:id="rId29">
-        <w:r>
-          <w:rPr>
-            <w:lang w:val="zh_TW" w:bidi="zh_TW"/>
-          </w:rPr>
-          <w:rPr>
-            <w:color w:val="0000EE"/>
-            <w:u w:val="single"/>
-          </w:rPr>
-          <w:t>弗2:19–22</w:t>
-        </w:r>
-      </w:hyperlink>
+      <w:r>
+        <w:rPr>
+          <w:lang w:val="zh_TW" w:bidi="zh_TW"/>
+        </w:rPr>
+        <w:t>弗2:19–22</w:t>
+      </w:r>
       <w:r>
         <w:rPr>
           <w:lang w:val="zh_TW" w:bidi="zh_TW"/>
         </w:rPr>
         <w:t>；</w:t>
       </w:r>
-      <w:hyperlink r:id="rId30">
-        <w:r>
-          <w:rPr>
-            <w:lang w:val="zh_TW" w:bidi="zh_TW"/>
-          </w:rPr>
-          <w:rPr>
-            <w:color w:val="0000EE"/>
-            <w:u w:val="single"/>
-          </w:rPr>
-          <w:t>彼前2:4–10</w:t>
-        </w:r>
-      </w:hyperlink>
+      <w:r>
+        <w:rPr>
+          <w:lang w:val="zh_TW" w:bidi="zh_TW"/>
+        </w:rPr>
+        <w:t>彼前2:4–10</w:t>
+      </w:r>
       <w:r>
         <w:rPr>
           <w:lang w:val="zh_TW" w:bidi="zh_TW"/>
         </w:rPr>
         <w:t>；</w:t>
       </w:r>
-      <w:hyperlink r:id="rId31">
-        <w:r>
-          <w:rPr>
-            <w:lang w:val="zh_TW" w:bidi="zh_TW"/>
-          </w:rPr>
-          <w:rPr>
-            <w:color w:val="0000EE"/>
-            <w:u w:val="single"/>
-          </w:rPr>
-          <w:t>啟3:12</w:t>
-        </w:r>
-      </w:hyperlink>
+      <w:r>
+        <w:rPr>
+          <w:lang w:val="zh_TW" w:bidi="zh_TW"/>
+        </w:rPr>
+        <w:t>啟3:12</w:t>
+      </w:r>
       <w:r>
         <w:rPr>
           <w:lang w:val="zh_TW" w:bidi="zh_TW"/>
         </w:rPr>
         <w:t>，</w:t>
       </w:r>
-      <w:hyperlink r:id="rId32">
-        <w:r>
-          <w:rPr>
-            <w:lang w:val="zh_TW" w:bidi="zh_TW"/>
-          </w:rPr>
-          <w:rPr>
-            <w:color w:val="0000EE"/>
-            <w:u w:val="single"/>
-          </w:rPr>
-          <w:t>21:1–3</w:t>
-        </w:r>
-      </w:hyperlink>
+      <w:r>
+        <w:rPr>
+          <w:lang w:val="zh_TW" w:bidi="zh_TW"/>
+        </w:rPr>
+        <w:t>21:1–3</w:t>
+      </w:r>
       <w:r>
         <w:rPr>
           <w:lang w:val="zh_TW" w:bidi="zh_TW"/>
         </w:rPr>
         <w:t>、</w:t>
       </w:r>
-      <w:hyperlink r:id="rId33">
-        <w:r>
-          <w:rPr>
-            <w:lang w:val="zh_TW" w:bidi="zh_TW"/>
-          </w:rPr>
-          <w:rPr>
-            <w:color w:val="0000EE"/>
-            <w:u w:val="single"/>
-          </w:rPr>
-          <w:t>22</w:t>
-        </w:r>
-      </w:hyperlink>
+      <w:r>
+        <w:rPr>
+          <w:lang w:val="zh_TW" w:bidi="zh_TW"/>
+        </w:rPr>
+        <w:t>22</w:t>
+      </w:r>
       <w:r>
         <w:rPr>
           <w:lang w:val="zh_TW" w:bidi="zh_TW"/>
@@ -766,36 +622,24 @@
         </w:rPr>
         <w:t>復活是基督教的核心信念。沒有復活，基督教信仰就沒有價值（</w:t>
       </w:r>
-      <w:hyperlink r:id="rId34">
-        <w:r>
-          <w:rPr>
-            <w:lang w:val="zh_TW" w:bidi="zh_TW"/>
-          </w:rPr>
-          <w:rPr>
-            <w:color w:val="0000EE"/>
-            <w:u w:val="single"/>
-          </w:rPr>
-          <w:t>林前15:14</w:t>
-        </w:r>
-      </w:hyperlink>
+      <w:r>
+        <w:rPr>
+          <w:lang w:val="zh_TW" w:bidi="zh_TW"/>
+        </w:rPr>
+        <w:t>林前15:14</w:t>
+      </w:r>
       <w:r>
         <w:rPr>
           <w:lang w:val="zh_TW" w:bidi="zh_TW"/>
         </w:rPr>
         <w:t>）。神應許祂的子民將與基督一同復活（</w:t>
       </w:r>
-      <w:hyperlink r:id="rId35">
-        <w:r>
-          <w:rPr>
-            <w:lang w:val="zh_TW" w:bidi="zh_TW"/>
-          </w:rPr>
-          <w:rPr>
-            <w:color w:val="0000EE"/>
-            <w:u w:val="single"/>
-          </w:rPr>
-          <w:t>西3:1</w:t>
-        </w:r>
-      </w:hyperlink>
+      <w:r>
+        <w:rPr>
+          <w:lang w:val="zh_TW" w:bidi="zh_TW"/>
+        </w:rPr>
+        <w:t>西3:1</w:t>
+      </w:r>
       <w:r>
         <w:rPr>
           <w:lang w:val="zh_TW" w:bidi="zh_TW"/>
@@ -810,72 +654,48 @@
           <w:lang w:val="zh_TW" w:bidi="zh_TW"/>
         </w:rPr>
       </w:r>
-      <w:hyperlink r:id="rId36">
-        <w:r>
-          <w:rPr>
-            <w:lang w:val="zh_TW" w:bidi="zh_TW"/>
-          </w:rPr>
-          <w:rPr>
-            <w:color w:val="0000EE"/>
-            <w:u w:val="single"/>
-          </w:rPr>
-          <w:t>以西結書三十七章</w:t>
-        </w:r>
-      </w:hyperlink>
+      <w:r>
+        <w:rPr>
+          <w:lang w:val="zh_TW" w:bidi="zh_TW"/>
+        </w:rPr>
+        <w:t>以西結書三十七章</w:t>
+      </w:r>
       <w:r>
         <w:rPr>
           <w:lang w:val="zh_TW" w:bidi="zh_TW"/>
         </w:rPr>
         <w:t>似乎暗示，每個人死後都將以新身體復活。然而，先知以西結並不是在問：「人的骨頭能夠復活嗎？」以西結和他的聽眾已經從以利亞與以利沙的神蹟中，知道復活的可能性（</w:t>
       </w:r>
-      <w:hyperlink r:id="rId37">
-        <w:r>
-          <w:rPr>
-            <w:lang w:val="zh_TW" w:bidi="zh_TW"/>
-          </w:rPr>
-          <w:rPr>
-            <w:color w:val="0000EE"/>
-            <w:u w:val="single"/>
-          </w:rPr>
-          <w:t>王上17:17–24</w:t>
-        </w:r>
-      </w:hyperlink>
+      <w:r>
+        <w:rPr>
+          <w:lang w:val="zh_TW" w:bidi="zh_TW"/>
+        </w:rPr>
+        <w:t>王上17:17–24</w:t>
+      </w:r>
       <w:r>
         <w:rPr>
           <w:lang w:val="zh_TW" w:bidi="zh_TW"/>
         </w:rPr>
         <w:t>；</w:t>
       </w:r>
-      <w:hyperlink r:id="rId38">
-        <w:r>
-          <w:rPr>
-            <w:lang w:val="zh_TW" w:bidi="zh_TW"/>
-          </w:rPr>
-          <w:rPr>
-            <w:color w:val="0000EE"/>
-            <w:u w:val="single"/>
-          </w:rPr>
-          <w:t>王下4:31–37</w:t>
-        </w:r>
-      </w:hyperlink>
+      <w:r>
+        <w:rPr>
+          <w:lang w:val="zh_TW" w:bidi="zh_TW"/>
+        </w:rPr>
+        <w:t>王下4:31–37</w:t>
+      </w:r>
       <w:r>
         <w:rPr>
           <w:lang w:val="zh_TW" w:bidi="zh_TW"/>
         </w:rPr>
         <w:t>，</w:t>
       </w:r>
-      <w:hyperlink r:id="rId39">
-        <w:r>
-          <w:rPr>
-            <w:lang w:val="zh_TW" w:bidi="zh_TW"/>
-          </w:rPr>
-          <w:rPr>
-            <w:color w:val="0000EE"/>
-            <w:u w:val="single"/>
-          </w:rPr>
-          <w:t>13:20–21</w:t>
-        </w:r>
-      </w:hyperlink>
+      <w:r>
+        <w:rPr>
+          <w:lang w:val="zh_TW" w:bidi="zh_TW"/>
+        </w:rPr>
+        <w:t>13:20–21</w:t>
+      </w:r>
       <w:r>
         <w:rPr>
           <w:lang w:val="zh_TW" w:bidi="zh_TW"/>
@@ -921,18 +741,12 @@
         </w:rPr>
         <w:t>當時巴比倫人已經摧毀猶大、毀壞聖殿，並將許多人擄到巴比倫。這個國家失去力量，政治崩解，精神上也疲憊不堪。那些仍留在猶大的只是一小群人，是窮人中最貧窮的人（見</w:t>
       </w:r>
-      <w:hyperlink r:id="rId40">
-        <w:r>
-          <w:rPr>
-            <w:lang w:val="zh_TW" w:bidi="zh_TW"/>
-          </w:rPr>
-          <w:rPr>
-            <w:color w:val="0000EE"/>
-            <w:u w:val="single"/>
-          </w:rPr>
-          <w:t>王下25:8–12</w:t>
-        </w:r>
-      </w:hyperlink>
+      <w:r>
+        <w:rPr>
+          <w:lang w:val="zh_TW" w:bidi="zh_TW"/>
+        </w:rPr>
+        <w:t>王下25:8–12</w:t>
+      </w:r>
       <w:r>
         <w:rPr>
           <w:lang w:val="zh_TW" w:bidi="zh_TW"/>
@@ -951,18 +765,12 @@
         </w:rPr>
         <w:t>了」（</w:t>
       </w:r>
-      <w:hyperlink r:id="rId41">
-        <w:r>
-          <w:rPr>
-            <w:lang w:val="zh_TW" w:bidi="zh_TW"/>
-          </w:rPr>
-          <w:rPr>
-            <w:color w:val="0000EE"/>
-            <w:u w:val="single"/>
-          </w:rPr>
-          <w:t>結37:11</w:t>
-        </w:r>
-      </w:hyperlink>
+      <w:r>
+        <w:rPr>
+          <w:lang w:val="zh_TW" w:bidi="zh_TW"/>
+        </w:rPr>
+        <w:t>結37:11</w:t>
+      </w:r>
       <w:r>
         <w:rPr>
           <w:lang w:val="zh_TW" w:bidi="zh_TW"/>
@@ -1009,18 +817,12 @@
         </w:rPr>
         <w:t>先知用強烈的「是！」回答這個問題。回應先知的話，神要藉著澆灌祂的靈，使祂的子民復活。他們因罪而死是真的，但神不會將他們留在墳墓中（見</w:t>
       </w:r>
-      <w:hyperlink r:id="rId42">
-        <w:r>
-          <w:rPr>
-            <w:lang w:val="zh_TW" w:bidi="zh_TW"/>
-          </w:rPr>
-          <w:rPr>
-            <w:color w:val="0000EE"/>
-            <w:u w:val="single"/>
-          </w:rPr>
-          <w:t>詩16:10</w:t>
-        </w:r>
-      </w:hyperlink>
+      <w:r>
+        <w:rPr>
+          <w:lang w:val="zh_TW" w:bidi="zh_TW"/>
+        </w:rPr>
+        <w:t>詩16:10</w:t>
+      </w:r>
       <w:r>
         <w:rPr>
           <w:lang w:val="zh_TW" w:bidi="zh_TW"/>
@@ -1041,126 +843,84 @@
         </w:rPr>
         <w:t>神能使那些在身體或靈性上死亡的人復活。祂選擇賜新的生命給不配的罪人（見</w:t>
       </w:r>
-      <w:hyperlink r:id="rId43">
-        <w:r>
-          <w:rPr>
-            <w:lang w:val="zh_TW" w:bidi="zh_TW"/>
-          </w:rPr>
-          <w:rPr>
-            <w:color w:val="0000EE"/>
-            <w:u w:val="single"/>
-          </w:rPr>
-          <w:t>約3:5–7</w:t>
-        </w:r>
-      </w:hyperlink>
+      <w:r>
+        <w:rPr>
+          <w:lang w:val="zh_TW" w:bidi="zh_TW"/>
+        </w:rPr>
+        <w:t>約3:5–7</w:t>
+      </w:r>
       <w:r>
         <w:rPr>
           <w:lang w:val="zh_TW" w:bidi="zh_TW"/>
         </w:rPr>
         <w:t>；</w:t>
       </w:r>
-      <w:hyperlink r:id="rId44">
-        <w:r>
-          <w:rPr>
-            <w:lang w:val="zh_TW" w:bidi="zh_TW"/>
-          </w:rPr>
-          <w:rPr>
-            <w:color w:val="0000EE"/>
-            <w:u w:val="single"/>
-          </w:rPr>
-          <w:t>弗2:1–7</w:t>
-        </w:r>
-      </w:hyperlink>
+      <w:r>
+        <w:rPr>
+          <w:lang w:val="zh_TW" w:bidi="zh_TW"/>
+        </w:rPr>
+        <w:t>弗2:1–7</w:t>
+      </w:r>
       <w:r>
         <w:rPr>
           <w:lang w:val="zh_TW" w:bidi="zh_TW"/>
         </w:rPr>
         <w:t>）。那些被罪纏擾的人也透過祂的靈，獲得神所賜的新生命，從現在直到永遠（見</w:t>
       </w:r>
-      <w:hyperlink r:id="rId45">
-        <w:r>
-          <w:rPr>
-            <w:lang w:val="zh_TW" w:bidi="zh_TW"/>
-          </w:rPr>
-          <w:rPr>
-            <w:color w:val="0000EE"/>
-            <w:u w:val="single"/>
-          </w:rPr>
-          <w:t>羅8:5–13</w:t>
-        </w:r>
-      </w:hyperlink>
+      <w:r>
+        <w:rPr>
+          <w:lang w:val="zh_TW" w:bidi="zh_TW"/>
+        </w:rPr>
+        <w:t>羅8:5–13</w:t>
+      </w:r>
       <w:r>
         <w:rPr>
           <w:lang w:val="zh_TW" w:bidi="zh_TW"/>
         </w:rPr>
         <w:t>；</w:t>
       </w:r>
-      <w:hyperlink r:id="rId46">
-        <w:r>
-          <w:rPr>
-            <w:lang w:val="zh_TW" w:bidi="zh_TW"/>
-          </w:rPr>
-          <w:rPr>
-            <w:color w:val="0000EE"/>
-            <w:u w:val="single"/>
-          </w:rPr>
-          <w:t>西3:1–11</w:t>
-        </w:r>
-      </w:hyperlink>
+      <w:r>
+        <w:rPr>
+          <w:lang w:val="zh_TW" w:bidi="zh_TW"/>
+        </w:rPr>
+        <w:t>西3:1–11</w:t>
+      </w:r>
       <w:r>
         <w:rPr>
           <w:lang w:val="zh_TW" w:bidi="zh_TW"/>
         </w:rPr>
         <w:t>）。祂使那些被世界視為無可拯救的人，藉著基督成為合乎祂心意的人（</w:t>
       </w:r>
-      <w:hyperlink r:id="rId47">
-        <w:r>
-          <w:rPr>
-            <w:lang w:val="zh_TW" w:bidi="zh_TW"/>
-          </w:rPr>
-          <w:rPr>
-            <w:color w:val="0000EE"/>
-            <w:u w:val="single"/>
-          </w:rPr>
-          <w:t>林前6:9–11</w:t>
-        </w:r>
-      </w:hyperlink>
+      <w:r>
+        <w:rPr>
+          <w:lang w:val="zh_TW" w:bidi="zh_TW"/>
+        </w:rPr>
+        <w:t>林前6:9–11</w:t>
+      </w:r>
       <w:r>
         <w:rPr>
           <w:lang w:val="zh_TW" w:bidi="zh_TW"/>
         </w:rPr>
         <w:t>）。在祂的服事中，祂也預備他們行有意義的事工（</w:t>
       </w:r>
-      <w:hyperlink r:id="rId48">
-        <w:r>
-          <w:rPr>
-            <w:lang w:val="zh_TW" w:bidi="zh_TW"/>
-          </w:rPr>
-          <w:rPr>
-            <w:color w:val="0000EE"/>
-            <w:u w:val="single"/>
-          </w:rPr>
-          <w:t>弗4:12–13</w:t>
-        </w:r>
-      </w:hyperlink>
+      <w:r>
+        <w:rPr>
+          <w:lang w:val="zh_TW" w:bidi="zh_TW"/>
+        </w:rPr>
+        <w:t>弗4:12–13</w:t>
+      </w:r>
       <w:r>
         <w:rPr>
           <w:lang w:val="zh_TW" w:bidi="zh_TW"/>
         </w:rPr>
         <w:t>，</w:t>
       </w:r>
-      <w:hyperlink r:id="rId49">
-        <w:r>
-          <w:rPr>
-            <w:lang w:val="zh_TW" w:bidi="zh_TW"/>
-          </w:rPr>
-          <w:rPr>
-            <w:color w:val="0000EE"/>
-            <w:u w:val="single"/>
-          </w:rPr>
-          <w:t>6:11–18</w:t>
-        </w:r>
-      </w:hyperlink>
+      <w:r>
+        <w:rPr>
+          <w:lang w:val="zh_TW" w:bidi="zh_TW"/>
+        </w:rPr>
+        <w:t>6:11–18</w:t>
+      </w:r>
       <w:r>
         <w:rPr>
           <w:lang w:val="zh_TW" w:bidi="zh_TW"/>
@@ -1190,180 +950,120 @@
           <w:lang w:val="zh_TW" w:bidi="zh_TW"/>
         </w:rPr>
       </w:r>
-      <w:hyperlink r:id="rId37">
-        <w:r>
-          <w:rPr>
-            <w:lang w:val="zh_TW" w:bidi="zh_TW"/>
-          </w:rPr>
-          <w:rPr>
-            <w:color w:val="0000EE"/>
-            <w:u w:val="single"/>
-          </w:rPr>
-          <w:t>王上17:17–24</w:t>
-        </w:r>
-      </w:hyperlink>
+      <w:r>
+        <w:rPr>
+          <w:lang w:val="zh_TW" w:bidi="zh_TW"/>
+        </w:rPr>
+        <w:t>王上17:17–24</w:t>
+      </w:r>
       <w:r>
         <w:rPr>
           <w:lang w:val="zh_TW" w:bidi="zh_TW"/>
         </w:rPr>
         <w:t>；</w:t>
       </w:r>
-      <w:hyperlink r:id="rId38">
-        <w:r>
-          <w:rPr>
-            <w:lang w:val="zh_TW" w:bidi="zh_TW"/>
-          </w:rPr>
-          <w:rPr>
-            <w:color w:val="0000EE"/>
-            <w:u w:val="single"/>
-          </w:rPr>
-          <w:t>王下4:31–37</w:t>
-        </w:r>
-      </w:hyperlink>
+      <w:r>
+        <w:rPr>
+          <w:lang w:val="zh_TW" w:bidi="zh_TW"/>
+        </w:rPr>
+        <w:t>王下4:31–37</w:t>
+      </w:r>
       <w:r>
         <w:rPr>
           <w:lang w:val="zh_TW" w:bidi="zh_TW"/>
         </w:rPr>
         <w:t>，</w:t>
       </w:r>
-      <w:hyperlink r:id="rId39">
-        <w:r>
-          <w:rPr>
-            <w:lang w:val="zh_TW" w:bidi="zh_TW"/>
-          </w:rPr>
-          <w:rPr>
-            <w:color w:val="0000EE"/>
-            <w:u w:val="single"/>
-          </w:rPr>
-          <w:t>13:20–21</w:t>
-        </w:r>
-      </w:hyperlink>
+      <w:r>
+        <w:rPr>
+          <w:lang w:val="zh_TW" w:bidi="zh_TW"/>
+        </w:rPr>
+        <w:t>13:20–21</w:t>
+      </w:r>
       <w:r>
         <w:rPr>
           <w:lang w:val="zh_TW" w:bidi="zh_TW"/>
         </w:rPr>
         <w:t>；</w:t>
       </w:r>
-      <w:hyperlink r:id="rId42">
-        <w:r>
-          <w:rPr>
-            <w:lang w:val="zh_TW" w:bidi="zh_TW"/>
-          </w:rPr>
-          <w:rPr>
-            <w:color w:val="0000EE"/>
-            <w:u w:val="single"/>
-          </w:rPr>
-          <w:t>詩16:10</w:t>
-        </w:r>
-      </w:hyperlink>
+      <w:r>
+        <w:rPr>
+          <w:lang w:val="zh_TW" w:bidi="zh_TW"/>
+        </w:rPr>
+        <w:t>詩16:10</w:t>
+      </w:r>
       <w:r>
         <w:rPr>
           <w:lang w:val="zh_TW" w:bidi="zh_TW"/>
         </w:rPr>
         <w:t>；</w:t>
       </w:r>
-      <w:hyperlink r:id="rId50">
-        <w:r>
-          <w:rPr>
-            <w:lang w:val="zh_TW" w:bidi="zh_TW"/>
-          </w:rPr>
-          <w:rPr>
-            <w:color w:val="0000EE"/>
-            <w:u w:val="single"/>
-          </w:rPr>
-          <w:t>結18:31</w:t>
-        </w:r>
-      </w:hyperlink>
+      <w:r>
+        <w:rPr>
+          <w:lang w:val="zh_TW" w:bidi="zh_TW"/>
+        </w:rPr>
+        <w:t>結18:31</w:t>
+      </w:r>
       <w:r>
         <w:rPr>
           <w:lang w:val="zh_TW" w:bidi="zh_TW"/>
         </w:rPr>
         <w:t>，</w:t>
       </w:r>
-      <w:hyperlink r:id="rId36">
-        <w:r>
-          <w:rPr>
-            <w:lang w:val="zh_TW" w:bidi="zh_TW"/>
-          </w:rPr>
-          <w:rPr>
-            <w:color w:val="0000EE"/>
-            <w:u w:val="single"/>
-          </w:rPr>
-          <w:t>37:1–28</w:t>
-        </w:r>
-      </w:hyperlink>
+      <w:r>
+        <w:rPr>
+          <w:lang w:val="zh_TW" w:bidi="zh_TW"/>
+        </w:rPr>
+        <w:t>37:1–28</w:t>
+      </w:r>
       <w:r>
         <w:rPr>
           <w:lang w:val="zh_TW" w:bidi="zh_TW"/>
         </w:rPr>
         <w:t>，</w:t>
       </w:r>
-      <w:hyperlink r:id="rId51">
-        <w:r>
-          <w:rPr>
-            <w:lang w:val="zh_TW" w:bidi="zh_TW"/>
-          </w:rPr>
-          <w:rPr>
-            <w:color w:val="0000EE"/>
-            <w:u w:val="single"/>
-          </w:rPr>
-          <w:t>39:29</w:t>
-        </w:r>
-      </w:hyperlink>
+      <w:r>
+        <w:rPr>
+          <w:lang w:val="zh_TW" w:bidi="zh_TW"/>
+        </w:rPr>
+        <w:t>39:29</w:t>
+      </w:r>
       <w:r>
         <w:rPr>
           <w:lang w:val="zh_TW" w:bidi="zh_TW"/>
         </w:rPr>
         <w:t>；</w:t>
       </w:r>
-      <w:hyperlink r:id="rId52">
-        <w:r>
-          <w:rPr>
-            <w:lang w:val="zh_TW" w:bidi="zh_TW"/>
-          </w:rPr>
-          <w:rPr>
-            <w:color w:val="0000EE"/>
-            <w:u w:val="single"/>
-          </w:rPr>
-          <w:t>太22:31–32</w:t>
-        </w:r>
-      </w:hyperlink>
+      <w:r>
+        <w:rPr>
+          <w:lang w:val="zh_TW" w:bidi="zh_TW"/>
+        </w:rPr>
+        <w:t>太22:31–32</w:t>
+      </w:r>
       <w:r>
         <w:rPr>
           <w:lang w:val="zh_TW" w:bidi="zh_TW"/>
         </w:rPr>
         <w:t>；</w:t>
       </w:r>
-      <w:hyperlink r:id="rId53">
-        <w:r>
-          <w:rPr>
-            <w:lang w:val="zh_TW" w:bidi="zh_TW"/>
-          </w:rPr>
-          <w:rPr>
-            <w:color w:val="0000EE"/>
-            <w:u w:val="single"/>
-          </w:rPr>
-          <w:t>羅8:11</w:t>
-        </w:r>
-      </w:hyperlink>
+      <w:r>
+        <w:rPr>
+          <w:lang w:val="zh_TW" w:bidi="zh_TW"/>
+        </w:rPr>
+        <w:t>羅8:11</w:t>
+      </w:r>
       <w:r>
         <w:rPr>
           <w:lang w:val="zh_TW" w:bidi="zh_TW"/>
         </w:rPr>
         <w:t>；</w:t>
       </w:r>
-      <w:hyperlink r:id="rId54">
-        <w:r>
-          <w:rPr>
-            <w:lang w:val="zh_TW" w:bidi="zh_TW"/>
-          </w:rPr>
-          <w:rPr>
-            <w:color w:val="0000EE"/>
-            <w:u w:val="single"/>
-          </w:rPr>
-          <w:t>林後5:17</w:t>
-        </w:r>
-      </w:hyperlink>
+      <w:r>
+        <w:rPr>
+          <w:lang w:val="zh_TW" w:bidi="zh_TW"/>
+        </w:rPr>
+        <w:t>林後5:17</w:t>
+      </w:r>
       <w:r>
         <w:rPr>
           <w:lang w:val="zh_TW" w:bidi="zh_TW"/>
@@ -1426,36 +1126,24 @@
         </w:rPr>
         <w:t>舊約是指神將以色列人從埃及的奴役中拯救出來之後，在西奈山與他們立下的協議。西奈山盟約的主要應許是：「我要以你們為我的百姓，我也要作你們的神」（</w:t>
       </w:r>
-      <w:hyperlink r:id="rId55">
-        <w:r>
-          <w:rPr>
-            <w:lang w:val="zh_TW" w:bidi="zh_TW"/>
-          </w:rPr>
-          <w:rPr>
-            <w:color w:val="0000EE"/>
-            <w:u w:val="single"/>
-          </w:rPr>
-          <w:t>出6:7</w:t>
-        </w:r>
-      </w:hyperlink>
+      <w:r>
+        <w:rPr>
+          <w:lang w:val="zh_TW" w:bidi="zh_TW"/>
+        </w:rPr>
+        <w:t>出6:7</w:t>
+      </w:r>
       <w:r>
         <w:rPr>
           <w:lang w:val="zh_TW" w:bidi="zh_TW"/>
         </w:rPr>
         <w:t>；見</w:t>
       </w:r>
-      <w:hyperlink r:id="rId56">
-        <w:r>
-          <w:rPr>
-            <w:lang w:val="zh_TW" w:bidi="zh_TW"/>
-          </w:rPr>
-          <w:rPr>
-            <w:color w:val="0000EE"/>
-            <w:u w:val="single"/>
-          </w:rPr>
-          <w:t>耶31:33</w:t>
-        </w:r>
-      </w:hyperlink>
+      <w:r>
+        <w:rPr>
+          <w:lang w:val="zh_TW" w:bidi="zh_TW"/>
+        </w:rPr>
+        <w:t>耶31:33</w:t>
+      </w:r>
       <w:r>
         <w:rPr>
           <w:lang w:val="zh_TW" w:bidi="zh_TW"/>
@@ -1476,54 +1164,36 @@
         </w:rPr>
         <w:t>新約是神通過耶穌基督與人立下的協議。新約與舊約有一個關鍵分別，就是新約不再在敬拜者之外，而是要寫在他們的心上（</w:t>
       </w:r>
-      <w:hyperlink r:id="rId56">
-        <w:r>
-          <w:rPr>
-            <w:lang w:val="zh_TW" w:bidi="zh_TW"/>
-          </w:rPr>
-          <w:rPr>
-            <w:color w:val="0000EE"/>
-            <w:u w:val="single"/>
-          </w:rPr>
-          <w:t>耶31:33</w:t>
-        </w:r>
-      </w:hyperlink>
+      <w:r>
+        <w:rPr>
+          <w:lang w:val="zh_TW" w:bidi="zh_TW"/>
+        </w:rPr>
+        <w:t>耶31:33</w:t>
+      </w:r>
       <w:r>
         <w:rPr>
           <w:lang w:val="zh_TW" w:bidi="zh_TW"/>
         </w:rPr>
         <w:t>）。舊約的主要弱點是缺乏幫助人們遵守命令的力量（</w:t>
       </w:r>
-      <w:hyperlink r:id="rId57">
-        <w:r>
-          <w:rPr>
-            <w:lang w:val="zh_TW" w:bidi="zh_TW"/>
-          </w:rPr>
-          <w:rPr>
-            <w:color w:val="0000EE"/>
-            <w:u w:val="single"/>
-          </w:rPr>
-          <w:t>羅8:3</w:t>
-        </w:r>
-      </w:hyperlink>
+      <w:r>
+        <w:rPr>
+          <w:lang w:val="zh_TW" w:bidi="zh_TW"/>
+        </w:rPr>
+        <w:t>羅8:3</w:t>
+      </w:r>
       <w:r>
         <w:rPr>
           <w:lang w:val="zh_TW" w:bidi="zh_TW"/>
         </w:rPr>
         <w:t>）。透過聖靈的力量，新約將放在人們的心思和意志中（</w:t>
       </w:r>
-      <w:hyperlink r:id="rId58">
-        <w:r>
-          <w:rPr>
-            <w:lang w:val="zh_TW" w:bidi="zh_TW"/>
-          </w:rPr>
-          <w:rPr>
-            <w:color w:val="0000EE"/>
-            <w:u w:val="single"/>
-          </w:rPr>
-          <w:t>結36:24–27</w:t>
-        </w:r>
-      </w:hyperlink>
+      <w:r>
+        <w:rPr>
+          <w:lang w:val="zh_TW" w:bidi="zh_TW"/>
+        </w:rPr>
+        <w:t>結36:24–27</w:t>
+      </w:r>
       <w:r>
         <w:rPr>
           <w:lang w:val="zh_TW" w:bidi="zh_TW"/>
@@ -1544,18 +1214,12 @@
         </w:rPr>
         <w:t>因此，這將使每個人（不僅是少數被揀選的人）都有可能實現神對人生命的盟約計劃。這計劃總結為兩條「大誡命」（</w:t>
       </w:r>
-      <w:hyperlink r:id="rId59">
-        <w:r>
-          <w:rPr>
-            <w:lang w:val="zh_TW" w:bidi="zh_TW"/>
-          </w:rPr>
-          <w:rPr>
-            <w:color w:val="0000EE"/>
-            <w:u w:val="single"/>
-          </w:rPr>
-          <w:t>太22:35–40</w:t>
-        </w:r>
-      </w:hyperlink>
+      <w:r>
+        <w:rPr>
+          <w:lang w:val="zh_TW" w:bidi="zh_TW"/>
+        </w:rPr>
+        <w:t>太22:35–40</w:t>
+      </w:r>
       <w:r>
         <w:rPr>
           <w:lang w:val="zh_TW" w:bidi="zh_TW"/>
@@ -1584,18 +1248,12 @@
         </w:rPr>
         <w:t>「你要愛主你的神」（</w:t>
       </w:r>
-      <w:hyperlink r:id="rId60">
-        <w:r>
-          <w:rPr>
-            <w:lang w:val="zh_TW" w:bidi="zh_TW"/>
-          </w:rPr>
-          <w:rPr>
-            <w:color w:val="0000EE"/>
-            <w:u w:val="single"/>
-          </w:rPr>
-          <w:t>申6:5</w:t>
-        </w:r>
-      </w:hyperlink>
+      <w:r>
+        <w:rPr>
+          <w:lang w:val="zh_TW" w:bidi="zh_TW"/>
+        </w:rPr>
+        <w:t>申6:5</w:t>
+      </w:r>
       <w:r>
         <w:rPr>
           <w:lang w:val="zh_TW" w:bidi="zh_TW"/>
@@ -1620,18 +1278,12 @@
         </w:rPr>
         <w:t>「愛你的鄰舍如同愛自己」（</w:t>
       </w:r>
-      <w:hyperlink r:id="rId61">
-        <w:r>
-          <w:rPr>
-            <w:lang w:val="zh_TW" w:bidi="zh_TW"/>
-          </w:rPr>
-          <w:rPr>
-            <w:color w:val="0000EE"/>
-            <w:u w:val="single"/>
-          </w:rPr>
-          <w:t>利19:18</w:t>
-        </w:r>
-      </w:hyperlink>
+      <w:r>
+        <w:rPr>
+          <w:lang w:val="zh_TW" w:bidi="zh_TW"/>
+        </w:rPr>
+        <w:t>利19:18</w:t>
+      </w:r>
       <w:r>
         <w:rPr>
           <w:lang w:val="zh_TW" w:bidi="zh_TW"/>
@@ -1652,36 +1304,24 @@
         </w:rPr>
         <w:t>新約要成就舊約有意達成但未能做到的目標。它將創造出新的個人和新的群體，目標是對罪人進行深刻的轉化，從罪得赦免開始，通過行善成為聖潔（</w:t>
       </w:r>
-      <w:hyperlink r:id="rId62">
-        <w:r>
-          <w:rPr>
-            <w:lang w:val="zh_TW" w:bidi="zh_TW"/>
-          </w:rPr>
-          <w:rPr>
-            <w:color w:val="0000EE"/>
-            <w:u w:val="single"/>
-          </w:rPr>
-          <w:t>弗1:4</w:t>
-        </w:r>
-      </w:hyperlink>
+      <w:r>
+        <w:rPr>
+          <w:lang w:val="zh_TW" w:bidi="zh_TW"/>
+        </w:rPr>
+        <w:t>弗1:4</w:t>
+      </w:r>
       <w:r>
         <w:rPr>
           <w:lang w:val="zh_TW" w:bidi="zh_TW"/>
         </w:rPr>
         <w:t>，</w:t>
       </w:r>
-      <w:hyperlink r:id="rId63">
-        <w:r>
-          <w:rPr>
-            <w:lang w:val="zh_TW" w:bidi="zh_TW"/>
-          </w:rPr>
-          <w:rPr>
-            <w:color w:val="0000EE"/>
-            <w:u w:val="single"/>
-          </w:rPr>
-          <w:t>2:8–10</w:t>
-        </w:r>
-      </w:hyperlink>
+      <w:r>
+        <w:rPr>
+          <w:lang w:val="zh_TW" w:bidi="zh_TW"/>
+        </w:rPr>
+        <w:t>2:8–10</w:t>
+      </w:r>
       <w:r>
         <w:rPr>
           <w:lang w:val="zh_TW" w:bidi="zh_TW"/>
@@ -1696,126 +1336,84 @@
           <w:lang w:val="zh_TW" w:bidi="zh_TW"/>
         </w:rPr>
       </w:r>
-      <w:hyperlink r:id="rId64">
-        <w:r>
-          <w:rPr>
-            <w:lang w:val="zh_TW" w:bidi="zh_TW"/>
-          </w:rPr>
-          <w:rPr>
-            <w:color w:val="0000EE"/>
-            <w:u w:val="single"/>
-          </w:rPr>
-          <w:t>耶利米書三十至三十三章</w:t>
-        </w:r>
-      </w:hyperlink>
+      <w:r>
+        <w:rPr>
+          <w:lang w:val="zh_TW" w:bidi="zh_TW"/>
+        </w:rPr>
+        <w:t>耶利米書三十至三十三章</w:t>
+      </w:r>
       <w:r>
         <w:rPr>
           <w:lang w:val="zh_TW" w:bidi="zh_TW"/>
         </w:rPr>
         <w:t>強調以色列未來的盼望。關鍵是神應許與祂的子民立下新約 （</w:t>
       </w:r>
-      <w:hyperlink r:id="rId65">
-        <w:r>
-          <w:rPr>
-            <w:lang w:val="zh_TW" w:bidi="zh_TW"/>
-          </w:rPr>
-          <w:rPr>
-            <w:color w:val="0000EE"/>
-            <w:u w:val="single"/>
-          </w:rPr>
-          <w:t>31:31–34</w:t>
-        </w:r>
-      </w:hyperlink>
+      <w:r>
+        <w:rPr>
+          <w:lang w:val="zh_TW" w:bidi="zh_TW"/>
+        </w:rPr>
+        <w:t>31:31–34</w:t>
+      </w:r>
       <w:r>
         <w:rPr>
           <w:lang w:val="zh_TW" w:bidi="zh_TW"/>
         </w:rPr>
         <w:t>）。這段經文指向拿撒勒人耶穌，祂的死將確認這個新約。耶穌在聖餐儀式中，將新約與自己聯繫起來（</w:t>
       </w:r>
-      <w:hyperlink r:id="rId66">
-        <w:r>
-          <w:rPr>
-            <w:lang w:val="zh_TW" w:bidi="zh_TW"/>
-          </w:rPr>
-          <w:rPr>
-            <w:color w:val="0000EE"/>
-            <w:u w:val="single"/>
-          </w:rPr>
-          <w:t>太26:28</w:t>
-        </w:r>
-      </w:hyperlink>
+      <w:r>
+        <w:rPr>
+          <w:lang w:val="zh_TW" w:bidi="zh_TW"/>
+        </w:rPr>
+        <w:t>太26:28</w:t>
+      </w:r>
       <w:r>
         <w:rPr>
           <w:lang w:val="zh_TW" w:bidi="zh_TW"/>
         </w:rPr>
         <w:t>；</w:t>
       </w:r>
-      <w:hyperlink r:id="rId67">
-        <w:r>
-          <w:rPr>
-            <w:lang w:val="zh_TW" w:bidi="zh_TW"/>
-          </w:rPr>
-          <w:rPr>
-            <w:color w:val="0000EE"/>
-            <w:u w:val="single"/>
-          </w:rPr>
-          <w:t>可14:24</w:t>
-        </w:r>
-      </w:hyperlink>
+      <w:r>
+        <w:rPr>
+          <w:lang w:val="zh_TW" w:bidi="zh_TW"/>
+        </w:rPr>
+        <w:t>可14:24</w:t>
+      </w:r>
       <w:r>
         <w:rPr>
           <w:lang w:val="zh_TW" w:bidi="zh_TW"/>
         </w:rPr>
         <w:t>；</w:t>
       </w:r>
-      <w:hyperlink r:id="rId68">
-        <w:r>
-          <w:rPr>
-            <w:lang w:val="zh_TW" w:bidi="zh_TW"/>
-          </w:rPr>
-          <w:rPr>
-            <w:color w:val="0000EE"/>
-            <w:u w:val="single"/>
-          </w:rPr>
-          <w:t>路22:20</w:t>
-        </w:r>
-      </w:hyperlink>
+      <w:r>
+        <w:rPr>
+          <w:lang w:val="zh_TW" w:bidi="zh_TW"/>
+        </w:rPr>
+        <w:t>路22:20</w:t>
+      </w:r>
       <w:r>
         <w:rPr>
           <w:lang w:val="zh_TW" w:bidi="zh_TW"/>
         </w:rPr>
         <w:t>；見</w:t>
       </w:r>
-      <w:hyperlink r:id="rId69">
-        <w:r>
-          <w:rPr>
-            <w:lang w:val="zh_TW" w:bidi="zh_TW"/>
-          </w:rPr>
-          <w:rPr>
-            <w:color w:val="0000EE"/>
-            <w:u w:val="single"/>
-          </w:rPr>
-          <w:t>林前11:25</w:t>
-        </w:r>
-      </w:hyperlink>
+      <w:r>
+        <w:rPr>
+          <w:lang w:val="zh_TW" w:bidi="zh_TW"/>
+        </w:rPr>
+        <w:t>林前11:25</w:t>
+      </w:r>
       <w:r>
         <w:rPr>
           <w:lang w:val="zh_TW" w:bidi="zh_TW"/>
         </w:rPr>
         <w:t>；</w:t>
       </w:r>
-      <w:hyperlink r:id="rId70">
-        <w:r>
-          <w:rPr>
-            <w:lang w:val="zh_TW" w:bidi="zh_TW"/>
-          </w:rPr>
-          <w:rPr>
-            <w:color w:val="0000EE"/>
-            <w:u w:val="single"/>
-          </w:rPr>
-          <w:t>林後3:6</w:t>
-        </w:r>
-      </w:hyperlink>
+      <w:r>
+        <w:rPr>
+          <w:lang w:val="zh_TW" w:bidi="zh_TW"/>
+        </w:rPr>
+        <w:t>林後3:6</w:t>
+      </w:r>
       <w:r>
         <w:rPr>
           <w:lang w:val="zh_TW" w:bidi="zh_TW"/>
@@ -1836,36 +1434,24 @@
         </w:rPr>
         <w:t>耶穌的死亡，使祂為所有信靠祂的人，成為盟約的中保（</w:t>
       </w:r>
-      <w:hyperlink r:id="rId71">
-        <w:r>
-          <w:rPr>
-            <w:lang w:val="zh_TW" w:bidi="zh_TW"/>
-          </w:rPr>
-          <w:rPr>
-            <w:color w:val="0000EE"/>
-            <w:u w:val="single"/>
-          </w:rPr>
-          <w:t>來8:8–12</w:t>
-        </w:r>
-      </w:hyperlink>
+      <w:r>
+        <w:rPr>
+          <w:lang w:val="zh_TW" w:bidi="zh_TW"/>
+        </w:rPr>
+        <w:t>來8:8–12</w:t>
+      </w:r>
       <w:r>
         <w:rPr>
           <w:lang w:val="zh_TW" w:bidi="zh_TW"/>
         </w:rPr>
         <w:t>，</w:t>
       </w:r>
-      <w:hyperlink r:id="rId72">
-        <w:r>
-          <w:rPr>
-            <w:lang w:val="zh_TW" w:bidi="zh_TW"/>
-          </w:rPr>
-          <w:rPr>
-            <w:color w:val="0000EE"/>
-            <w:u w:val="single"/>
-          </w:rPr>
-          <w:t>9章</w:t>
-        </w:r>
-      </w:hyperlink>
+      <w:r>
+        <w:rPr>
+          <w:lang w:val="zh_TW" w:bidi="zh_TW"/>
+        </w:rPr>
+        <w:t>9章</w:t>
+      </w:r>
       <w:r>
         <w:rPr>
           <w:lang w:val="zh_TW" w:bidi="zh_TW"/>
@@ -1895,180 +1481,120 @@
           <w:lang w:val="zh_TW" w:bidi="zh_TW"/>
         </w:rPr>
       </w:r>
-      <w:hyperlink r:id="rId73">
-        <w:r>
-          <w:rPr>
-            <w:lang w:val="zh_TW" w:bidi="zh_TW"/>
-          </w:rPr>
-          <w:rPr>
-            <w:color w:val="0000EE"/>
-            <w:u w:val="single"/>
-          </w:rPr>
-          <w:t>賽11:1–9</w:t>
-        </w:r>
-      </w:hyperlink>
+      <w:r>
+        <w:rPr>
+          <w:lang w:val="zh_TW" w:bidi="zh_TW"/>
+        </w:rPr>
+        <w:t>賽11:1–9</w:t>
+      </w:r>
       <w:r>
         <w:rPr>
           <w:lang w:val="zh_TW" w:bidi="zh_TW"/>
         </w:rPr>
         <w:t>，</w:t>
       </w:r>
-      <w:hyperlink r:id="rId74">
-        <w:r>
-          <w:rPr>
-            <w:lang w:val="zh_TW" w:bidi="zh_TW"/>
-          </w:rPr>
-          <w:rPr>
-            <w:color w:val="0000EE"/>
-            <w:u w:val="single"/>
-          </w:rPr>
-          <w:t>54:13–15</w:t>
-        </w:r>
-      </w:hyperlink>
+      <w:r>
+        <w:rPr>
+          <w:lang w:val="zh_TW" w:bidi="zh_TW"/>
+        </w:rPr>
+        <w:t>54:13–15</w:t>
+      </w:r>
       <w:r>
         <w:rPr>
           <w:lang w:val="zh_TW" w:bidi="zh_TW"/>
         </w:rPr>
         <w:t>；</w:t>
       </w:r>
-      <w:hyperlink r:id="rId65">
-        <w:r>
-          <w:rPr>
-            <w:lang w:val="zh_TW" w:bidi="zh_TW"/>
-          </w:rPr>
-          <w:rPr>
-            <w:color w:val="0000EE"/>
-            <w:u w:val="single"/>
-          </w:rPr>
-          <w:t>耶31:31–34</w:t>
-        </w:r>
-      </w:hyperlink>
+      <w:r>
+        <w:rPr>
+          <w:lang w:val="zh_TW" w:bidi="zh_TW"/>
+        </w:rPr>
+        <w:t>耶31:31–34</w:t>
+      </w:r>
       <w:r>
         <w:rPr>
           <w:lang w:val="zh_TW" w:bidi="zh_TW"/>
         </w:rPr>
         <w:t>；</w:t>
       </w:r>
-      <w:hyperlink r:id="rId75">
-        <w:r>
-          <w:rPr>
-            <w:lang w:val="zh_TW" w:bidi="zh_TW"/>
-          </w:rPr>
-          <w:rPr>
-            <w:color w:val="0000EE"/>
-            <w:u w:val="single"/>
-          </w:rPr>
-          <w:t>結37:24–28</w:t>
-        </w:r>
-      </w:hyperlink>
+      <w:r>
+        <w:rPr>
+          <w:lang w:val="zh_TW" w:bidi="zh_TW"/>
+        </w:rPr>
+        <w:t>結37:24–28</w:t>
+      </w:r>
       <w:r>
         <w:rPr>
           <w:lang w:val="zh_TW" w:bidi="zh_TW"/>
         </w:rPr>
         <w:t>；</w:t>
       </w:r>
-      <w:hyperlink r:id="rId76">
-        <w:r>
-          <w:rPr>
-            <w:lang w:val="zh_TW" w:bidi="zh_TW"/>
-          </w:rPr>
-          <w:rPr>
-            <w:color w:val="0000EE"/>
-            <w:u w:val="single"/>
-          </w:rPr>
-          <w:t>太26:27–28</w:t>
-        </w:r>
-      </w:hyperlink>
+      <w:r>
+        <w:rPr>
+          <w:lang w:val="zh_TW" w:bidi="zh_TW"/>
+        </w:rPr>
+        <w:t>太26:27–28</w:t>
+      </w:r>
       <w:r>
         <w:rPr>
           <w:lang w:val="zh_TW" w:bidi="zh_TW"/>
         </w:rPr>
         <w:t>；</w:t>
       </w:r>
-      <w:hyperlink r:id="rId68">
-        <w:r>
-          <w:rPr>
-            <w:lang w:val="zh_TW" w:bidi="zh_TW"/>
-          </w:rPr>
-          <w:rPr>
-            <w:color w:val="0000EE"/>
-            <w:u w:val="single"/>
-          </w:rPr>
-          <w:t>路22:20</w:t>
-        </w:r>
-      </w:hyperlink>
+      <w:r>
+        <w:rPr>
+          <w:lang w:val="zh_TW" w:bidi="zh_TW"/>
+        </w:rPr>
+        <w:t>路22:20</w:t>
+      </w:r>
       <w:r>
         <w:rPr>
           <w:lang w:val="zh_TW" w:bidi="zh_TW"/>
         </w:rPr>
         <w:t>；</w:t>
       </w:r>
-      <w:hyperlink r:id="rId77">
-        <w:r>
-          <w:rPr>
-            <w:lang w:val="zh_TW" w:bidi="zh_TW"/>
-          </w:rPr>
-          <w:rPr>
-            <w:color w:val="0000EE"/>
-            <w:u w:val="single"/>
-          </w:rPr>
-          <w:t>羅11:25–36</w:t>
-        </w:r>
-      </w:hyperlink>
+      <w:r>
+        <w:rPr>
+          <w:lang w:val="zh_TW" w:bidi="zh_TW"/>
+        </w:rPr>
+        <w:t>羅11:25–36</w:t>
+      </w:r>
       <w:r>
         <w:rPr>
           <w:lang w:val="zh_TW" w:bidi="zh_TW"/>
         </w:rPr>
         <w:t>；</w:t>
       </w:r>
-      <w:hyperlink r:id="rId78">
-        <w:r>
-          <w:rPr>
-            <w:lang w:val="zh_TW" w:bidi="zh_TW"/>
-          </w:rPr>
-          <w:rPr>
-            <w:color w:val="0000EE"/>
-            <w:u w:val="single"/>
-          </w:rPr>
-          <w:t>林前11:23–26</w:t>
-        </w:r>
-      </w:hyperlink>
+      <w:r>
+        <w:rPr>
+          <w:lang w:val="zh_TW" w:bidi="zh_TW"/>
+        </w:rPr>
+        <w:t>林前11:23–26</w:t>
+      </w:r>
       <w:r>
         <w:rPr>
           <w:lang w:val="zh_TW" w:bidi="zh_TW"/>
         </w:rPr>
         <w:t>；</w:t>
       </w:r>
-      <w:hyperlink r:id="rId79">
-        <w:r>
-          <w:rPr>
-            <w:lang w:val="zh_TW" w:bidi="zh_TW"/>
-          </w:rPr>
-          <w:rPr>
-            <w:color w:val="0000EE"/>
-            <w:u w:val="single"/>
-          </w:rPr>
-          <w:t>林後3:6–18</w:t>
-        </w:r>
-      </w:hyperlink>
+      <w:r>
+        <w:rPr>
+          <w:lang w:val="zh_TW" w:bidi="zh_TW"/>
+        </w:rPr>
+        <w:t>林後3:6–18</w:t>
+      </w:r>
       <w:r>
         <w:rPr>
           <w:lang w:val="zh_TW" w:bidi="zh_TW"/>
         </w:rPr>
         <w:t>；</w:t>
       </w:r>
-      <w:hyperlink r:id="rId80">
-        <w:r>
-          <w:rPr>
-            <w:lang w:val="zh_TW" w:bidi="zh_TW"/>
-          </w:rPr>
-          <w:rPr>
-            <w:color w:val="0000EE"/>
-            <w:u w:val="single"/>
-          </w:rPr>
-          <w:t>來8:8–9:28</w:t>
-        </w:r>
-      </w:hyperlink>
+      <w:r>
+        <w:rPr>
+          <w:lang w:val="zh_TW" w:bidi="zh_TW"/>
+        </w:rPr>
+        <w:t>來8:8–9:28</w:t>
+      </w:r>
       <w:r>
         <w:rPr>
           <w:lang w:val="zh_TW" w:bidi="zh_TW"/>
@@ -2117,162 +1643,108 @@
         </w:rPr>
         <w:t>割禮是割除男性包皮的儀式，在古代近東地區相當普遍（見</w:t>
       </w:r>
-      <w:hyperlink r:id="rId81">
-        <w:r>
-          <w:rPr>
-            <w:lang w:val="zh_TW" w:bidi="zh_TW"/>
-          </w:rPr>
-          <w:rPr>
-            <w:color w:val="0000EE"/>
-            <w:u w:val="single"/>
-          </w:rPr>
-          <w:t>耶9:25–26</w:t>
-        </w:r>
-      </w:hyperlink>
+      <w:r>
+        <w:rPr>
+          <w:lang w:val="zh_TW" w:bidi="zh_TW"/>
+        </w:rPr>
+        <w:t>耶9:25–26</w:t>
+      </w:r>
       <w:r>
         <w:rPr>
           <w:lang w:val="zh_TW" w:bidi="zh_TW"/>
         </w:rPr>
         <w:t>）。對猶太人而言，割禮具有宗教意義，是神與以色列民立約（特殊協議）的記號（</w:t>
       </w:r>
-      <w:hyperlink r:id="rId82">
-        <w:r>
-          <w:rPr>
-            <w:lang w:val="zh_TW" w:bidi="zh_TW"/>
-          </w:rPr>
-          <w:rPr>
-            <w:color w:val="0000EE"/>
-            <w:u w:val="single"/>
-          </w:rPr>
-          <w:t>創17:9–14</w:t>
-        </w:r>
-      </w:hyperlink>
+      <w:r>
+        <w:rPr>
+          <w:lang w:val="zh_TW" w:bidi="zh_TW"/>
+        </w:rPr>
+        <w:t>創17:9–14</w:t>
+      </w:r>
       <w:r>
         <w:rPr>
           <w:lang w:val="zh_TW" w:bidi="zh_TW"/>
         </w:rPr>
         <w:t>；</w:t>
       </w:r>
-      <w:hyperlink r:id="rId83">
-        <w:r>
-          <w:rPr>
-            <w:lang w:val="zh_TW" w:bidi="zh_TW"/>
-          </w:rPr>
-          <w:rPr>
-            <w:color w:val="0000EE"/>
-            <w:u w:val="single"/>
-          </w:rPr>
-          <w:t>書5:2</w:t>
-        </w:r>
-      </w:hyperlink>
+      <w:r>
+        <w:rPr>
+          <w:lang w:val="zh_TW" w:bidi="zh_TW"/>
+        </w:rPr>
+        <w:t>書5:2</w:t>
+      </w:r>
       <w:r>
         <w:rPr>
           <w:lang w:val="zh_TW" w:bidi="zh_TW"/>
         </w:rPr>
         <w:t>；</w:t>
       </w:r>
-      <w:hyperlink r:id="rId84">
-        <w:r>
-          <w:rPr>
-            <w:lang w:val="zh_TW" w:bidi="zh_TW"/>
-          </w:rPr>
-          <w:rPr>
-            <w:color w:val="0000EE"/>
-            <w:u w:val="single"/>
-          </w:rPr>
-          <w:t>約7:22</w:t>
-        </w:r>
-      </w:hyperlink>
+      <w:r>
+        <w:rPr>
+          <w:lang w:val="zh_TW" w:bidi="zh_TW"/>
+        </w:rPr>
+        <w:t>約7:22</w:t>
+      </w:r>
       <w:r>
         <w:rPr>
           <w:lang w:val="zh_TW" w:bidi="zh_TW"/>
         </w:rPr>
         <w:t>；</w:t>
       </w:r>
-      <w:hyperlink r:id="rId85">
-        <w:r>
-          <w:rPr>
-            <w:lang w:val="zh_TW" w:bidi="zh_TW"/>
-          </w:rPr>
-          <w:rPr>
-            <w:color w:val="0000EE"/>
-            <w:u w:val="single"/>
-          </w:rPr>
-          <w:t>徒7:8</w:t>
-        </w:r>
-      </w:hyperlink>
+      <w:r>
+        <w:rPr>
+          <w:lang w:val="zh_TW" w:bidi="zh_TW"/>
+        </w:rPr>
+        <w:t>徒7:8</w:t>
+      </w:r>
       <w:r>
         <w:rPr>
           <w:lang w:val="zh_TW" w:bidi="zh_TW"/>
         </w:rPr>
         <w:t>；便西拉智訓44:20）。他們通常會在男嬰出生第八日施行割禮（</w:t>
       </w:r>
-      <w:hyperlink r:id="rId86">
-        <w:r>
-          <w:rPr>
-            <w:lang w:val="zh_TW" w:bidi="zh_TW"/>
-          </w:rPr>
-          <w:rPr>
-            <w:color w:val="0000EE"/>
-            <w:u w:val="single"/>
-          </w:rPr>
-          <w:t>創17:12</w:t>
-        </w:r>
-      </w:hyperlink>
+      <w:r>
+        <w:rPr>
+          <w:lang w:val="zh_TW" w:bidi="zh_TW"/>
+        </w:rPr>
+        <w:t>創17:12</w:t>
+      </w:r>
       <w:r>
         <w:rPr>
           <w:lang w:val="zh_TW" w:bidi="zh_TW"/>
         </w:rPr>
         <w:t>；</w:t>
       </w:r>
-      <w:hyperlink r:id="rId87">
-        <w:r>
-          <w:rPr>
-            <w:lang w:val="zh_TW" w:bidi="zh_TW"/>
-          </w:rPr>
-          <w:rPr>
-            <w:color w:val="0000EE"/>
-            <w:u w:val="single"/>
-          </w:rPr>
-          <w:t>利12:3</w:t>
-        </w:r>
-      </w:hyperlink>
+      <w:r>
+        <w:rPr>
+          <w:lang w:val="zh_TW" w:bidi="zh_TW"/>
+        </w:rPr>
+        <w:t>利12:3</w:t>
+      </w:r>
       <w:r>
         <w:rPr>
           <w:lang w:val="zh_TW" w:bidi="zh_TW"/>
         </w:rPr>
         <w:t>；</w:t>
       </w:r>
-      <w:hyperlink r:id="rId88">
-        <w:r>
-          <w:rPr>
-            <w:lang w:val="zh_TW" w:bidi="zh_TW"/>
-          </w:rPr>
-          <w:rPr>
-            <w:color w:val="0000EE"/>
-            <w:u w:val="single"/>
-          </w:rPr>
-          <w:t>路1:59</w:t>
-        </w:r>
-      </w:hyperlink>
+      <w:r>
+        <w:rPr>
+          <w:lang w:val="zh_TW" w:bidi="zh_TW"/>
+        </w:rPr>
+        <w:t>路1:59</w:t>
+      </w:r>
       <w:r>
         <w:rPr>
           <w:lang w:val="zh_TW" w:bidi="zh_TW"/>
         </w:rPr>
         <w:t>；</w:t>
       </w:r>
-      <w:hyperlink r:id="rId85">
-        <w:r>
-          <w:rPr>
-            <w:lang w:val="zh_TW" w:bidi="zh_TW"/>
-          </w:rPr>
-          <w:rPr>
-            <w:color w:val="0000EE"/>
-            <w:u w:val="single"/>
-          </w:rPr>
-          <w:t>徒7:8</w:t>
-        </w:r>
-      </w:hyperlink>
+      <w:r>
+        <w:rPr>
+          <w:lang w:val="zh_TW" w:bidi="zh_TW"/>
+        </w:rPr>
+        <w:t>徒7:8</w:t>
+      </w:r>
       <w:r>
         <w:rPr>
           <w:lang w:val="zh_TW" w:bidi="zh_TW"/>
@@ -2293,282 +1765,186 @@
         </w:rPr>
         <w:t>新約聖經提到施洗約翰、耶穌，以及使徒保羅和提摩太受過割禮（</w:t>
       </w:r>
-      <w:hyperlink r:id="rId88">
-        <w:r>
-          <w:rPr>
-            <w:lang w:val="zh_TW" w:bidi="zh_TW"/>
-          </w:rPr>
-          <w:rPr>
-            <w:color w:val="0000EE"/>
-            <w:u w:val="single"/>
-          </w:rPr>
-          <w:t>路1:59</w:t>
-        </w:r>
-      </w:hyperlink>
+      <w:r>
+        <w:rPr>
+          <w:lang w:val="zh_TW" w:bidi="zh_TW"/>
+        </w:rPr>
+        <w:t>路1:59</w:t>
+      </w:r>
       <w:r>
         <w:rPr>
           <w:lang w:val="zh_TW" w:bidi="zh_TW"/>
         </w:rPr>
         <w:t>，</w:t>
       </w:r>
-      <w:hyperlink r:id="rId89">
-        <w:r>
-          <w:rPr>
-            <w:lang w:val="zh_TW" w:bidi="zh_TW"/>
-          </w:rPr>
-          <w:rPr>
-            <w:color w:val="0000EE"/>
-            <w:u w:val="single"/>
-          </w:rPr>
-          <w:t>2:21</w:t>
-        </w:r>
-      </w:hyperlink>
+      <w:r>
+        <w:rPr>
+          <w:lang w:val="zh_TW" w:bidi="zh_TW"/>
+        </w:rPr>
+        <w:t>2:21</w:t>
+      </w:r>
       <w:r>
         <w:rPr>
           <w:lang w:val="zh_TW" w:bidi="zh_TW"/>
         </w:rPr>
         <w:t>；</w:t>
       </w:r>
-      <w:hyperlink r:id="rId90">
-        <w:r>
-          <w:rPr>
-            <w:lang w:val="zh_TW" w:bidi="zh_TW"/>
-          </w:rPr>
-          <w:rPr>
-            <w:color w:val="0000EE"/>
-            <w:u w:val="single"/>
-          </w:rPr>
-          <w:t>徒16:2–3；</w:t>
-        </w:r>
-      </w:hyperlink>
-      <w:hyperlink r:id="rId91">
-        <w:r>
-          <w:rPr>
-            <w:lang w:val="zh_TW" w:bidi="zh_TW"/>
-          </w:rPr>
-          <w:rPr>
-            <w:color w:val="0000EE"/>
-            <w:u w:val="single"/>
-          </w:rPr>
-          <w:t>腓3:5</w:t>
-        </w:r>
-      </w:hyperlink>
+      <w:r>
+        <w:rPr>
+          <w:lang w:val="zh_TW" w:bidi="zh_TW"/>
+        </w:rPr>
+        <w:t>徒16:2–3；</w:t>
+      </w:r>
+      <w:r>
+        <w:rPr>
+          <w:lang w:val="zh_TW" w:bidi="zh_TW"/>
+        </w:rPr>
+        <w:t>腓3:5</w:t>
+      </w:r>
       <w:r>
         <w:rPr>
           <w:lang w:val="zh_TW" w:bidi="zh_TW"/>
         </w:rPr>
         <w:t>）。此外，割禮也成為人與神恢復關係的一個象徵（</w:t>
       </w:r>
-      <w:hyperlink r:id="rId92">
-        <w:r>
-          <w:rPr>
-            <w:lang w:val="zh_TW" w:bidi="zh_TW"/>
-          </w:rPr>
-          <w:rPr>
-            <w:color w:val="0000EE"/>
-            <w:u w:val="single"/>
-          </w:rPr>
-          <w:t>申10:16</w:t>
-        </w:r>
-      </w:hyperlink>
+      <w:r>
+        <w:rPr>
+          <w:lang w:val="zh_TW" w:bidi="zh_TW"/>
+        </w:rPr>
+        <w:t>申10:16</w:t>
+      </w:r>
       <w:r>
         <w:rPr>
           <w:lang w:val="zh_TW" w:bidi="zh_TW"/>
         </w:rPr>
         <w:t>，</w:t>
       </w:r>
-      <w:hyperlink r:id="rId93">
-        <w:r>
-          <w:rPr>
-            <w:lang w:val="zh_TW" w:bidi="zh_TW"/>
-          </w:rPr>
-          <w:rPr>
-            <w:color w:val="0000EE"/>
-            <w:u w:val="single"/>
-          </w:rPr>
-          <w:t>30:6</w:t>
-        </w:r>
-      </w:hyperlink>
+      <w:r>
+        <w:rPr>
+          <w:lang w:val="zh_TW" w:bidi="zh_TW"/>
+        </w:rPr>
+        <w:t>30:6</w:t>
+      </w:r>
       <w:r>
         <w:rPr>
           <w:lang w:val="zh_TW" w:bidi="zh_TW"/>
         </w:rPr>
         <w:t>；</w:t>
       </w:r>
-      <w:hyperlink r:id="rId94">
-        <w:r>
-          <w:rPr>
-            <w:lang w:val="zh_TW" w:bidi="zh_TW"/>
-          </w:rPr>
-          <w:rPr>
-            <w:color w:val="0000EE"/>
-            <w:u w:val="single"/>
-          </w:rPr>
-          <w:t>耶4:4</w:t>
-        </w:r>
-      </w:hyperlink>
+      <w:r>
+        <w:rPr>
+          <w:lang w:val="zh_TW" w:bidi="zh_TW"/>
+        </w:rPr>
+        <w:t>耶4:4</w:t>
+      </w:r>
       <w:r>
         <w:rPr>
           <w:lang w:val="zh_TW" w:bidi="zh_TW"/>
         </w:rPr>
         <w:t>；</w:t>
       </w:r>
-      <w:hyperlink r:id="rId95">
-        <w:r>
-          <w:rPr>
-            <w:lang w:val="zh_TW" w:bidi="zh_TW"/>
-          </w:rPr>
-          <w:rPr>
-            <w:color w:val="0000EE"/>
-            <w:u w:val="single"/>
-          </w:rPr>
-          <w:t>羅2:28–29</w:t>
-        </w:r>
-      </w:hyperlink>
+      <w:r>
+        <w:rPr>
+          <w:lang w:val="zh_TW" w:bidi="zh_TW"/>
+        </w:rPr>
+        <w:t>羅2:28–29</w:t>
+      </w:r>
       <w:r>
         <w:rPr>
           <w:lang w:val="zh_TW" w:bidi="zh_TW"/>
         </w:rPr>
         <w:t>）。到了公元40年間末期，一些猶太基督徒主張外邦（非猶太）基督徒也必須接受割禮（</w:t>
       </w:r>
-      <w:hyperlink r:id="rId96">
-        <w:r>
-          <w:rPr>
-            <w:lang w:val="zh_TW" w:bidi="zh_TW"/>
-          </w:rPr>
-          <w:rPr>
-            <w:color w:val="0000EE"/>
-            <w:u w:val="single"/>
-          </w:rPr>
-          <w:t>徒15:1</w:t>
-        </w:r>
-      </w:hyperlink>
+      <w:r>
+        <w:rPr>
+          <w:lang w:val="zh_TW" w:bidi="zh_TW"/>
+        </w:rPr>
+        <w:t>徒15:1</w:t>
+      </w:r>
       <w:r>
         <w:rPr>
           <w:lang w:val="zh_TW" w:bidi="zh_TW"/>
         </w:rPr>
         <w:t>、</w:t>
       </w:r>
-      <w:hyperlink r:id="rId97">
-        <w:r>
-          <w:rPr>
-            <w:lang w:val="zh_TW" w:bidi="zh_TW"/>
-          </w:rPr>
-          <w:rPr>
-            <w:color w:val="0000EE"/>
-            <w:u w:val="single"/>
-          </w:rPr>
-          <w:t>5</w:t>
-        </w:r>
-      </w:hyperlink>
+      <w:r>
+        <w:rPr>
+          <w:lang w:val="zh_TW" w:bidi="zh_TW"/>
+        </w:rPr>
+        <w:t>5</w:t>
+      </w:r>
       <w:r>
         <w:rPr>
           <w:lang w:val="zh_TW" w:bidi="zh_TW"/>
         </w:rPr>
         <w:t>；見</w:t>
       </w:r>
-      <w:hyperlink r:id="rId98">
-        <w:r>
-          <w:rPr>
-            <w:lang w:val="zh_TW" w:bidi="zh_TW"/>
-          </w:rPr>
-          <w:rPr>
-            <w:color w:val="0000EE"/>
-            <w:u w:val="single"/>
-          </w:rPr>
-          <w:t>21:20–21</w:t>
-        </w:r>
-      </w:hyperlink>
+      <w:r>
+        <w:rPr>
+          <w:lang w:val="zh_TW" w:bidi="zh_TW"/>
+        </w:rPr>
+        <w:t>21:20–21</w:t>
+      </w:r>
       <w:r>
         <w:rPr>
           <w:lang w:val="zh_TW" w:bidi="zh_TW"/>
         </w:rPr>
         <w:t>；</w:t>
       </w:r>
-      <w:hyperlink r:id="rId99">
-        <w:r>
-          <w:rPr>
-            <w:lang w:val="zh_TW" w:bidi="zh_TW"/>
-          </w:rPr>
-          <w:rPr>
-            <w:color w:val="0000EE"/>
-            <w:u w:val="single"/>
-          </w:rPr>
-          <w:t>加2:4</w:t>
-        </w:r>
-      </w:hyperlink>
+      <w:r>
+        <w:rPr>
+          <w:lang w:val="zh_TW" w:bidi="zh_TW"/>
+        </w:rPr>
+        <w:t>加2:4</w:t>
+      </w:r>
       <w:r>
         <w:rPr>
           <w:lang w:val="zh_TW" w:bidi="zh_TW"/>
         </w:rPr>
         <w:t>、</w:t>
       </w:r>
-      <w:hyperlink r:id="rId100">
-        <w:r>
-          <w:rPr>
-            <w:lang w:val="zh_TW" w:bidi="zh_TW"/>
-          </w:rPr>
-          <w:rPr>
-            <w:color w:val="0000EE"/>
-            <w:u w:val="single"/>
-          </w:rPr>
-          <w:t>11–13</w:t>
-        </w:r>
-      </w:hyperlink>
+      <w:r>
+        <w:rPr>
+          <w:lang w:val="zh_TW" w:bidi="zh_TW"/>
+        </w:rPr>
+        <w:t>11–13</w:t>
+      </w:r>
       <w:r>
         <w:rPr>
           <w:lang w:val="zh_TW" w:bidi="zh_TW"/>
         </w:rPr>
         <w:t>），但保羅和巴拿巴反對這種觀點（</w:t>
       </w:r>
-      <w:hyperlink r:id="rId101">
-        <w:r>
-          <w:rPr>
-            <w:lang w:val="zh_TW" w:bidi="zh_TW"/>
-          </w:rPr>
-          <w:rPr>
-            <w:color w:val="0000EE"/>
-            <w:u w:val="single"/>
-          </w:rPr>
-          <w:t>徒15:2</w:t>
-        </w:r>
-      </w:hyperlink>
+      <w:r>
+        <w:rPr>
+          <w:lang w:val="zh_TW" w:bidi="zh_TW"/>
+        </w:rPr>
+        <w:t>徒15:2</w:t>
+      </w:r>
       <w:r>
         <w:rPr>
           <w:lang w:val="zh_TW" w:bidi="zh_TW"/>
         </w:rPr>
         <w:t>）。耶路撒冷大會最後決定，外邦人不需要受割禮（</w:t>
       </w:r>
-      <w:hyperlink r:id="rId102">
-        <w:r>
-          <w:rPr>
-            <w:lang w:val="zh_TW" w:bidi="zh_TW"/>
-          </w:rPr>
-          <w:rPr>
-            <w:color w:val="0000EE"/>
-            <w:u w:val="single"/>
-          </w:rPr>
-          <w:t>15:19–21</w:t>
-        </w:r>
-      </w:hyperlink>
+      <w:r>
+        <w:rPr>
+          <w:lang w:val="zh_TW" w:bidi="zh_TW"/>
+        </w:rPr>
+        <w:t>15:19–21</w:t>
+      </w:r>
       <w:r>
         <w:rPr>
           <w:lang w:val="zh_TW" w:bidi="zh_TW"/>
         </w:rPr>
         <w:t>、</w:t>
       </w:r>
-      <w:hyperlink r:id="rId103">
-        <w:r>
-          <w:rPr>
-            <w:lang w:val="zh_TW" w:bidi="zh_TW"/>
-          </w:rPr>
-          <w:rPr>
-            <w:color w:val="0000EE"/>
-            <w:u w:val="single"/>
-          </w:rPr>
-          <w:t>28–29</w:t>
-        </w:r>
-      </w:hyperlink>
+      <w:r>
+        <w:rPr>
+          <w:lang w:val="zh_TW" w:bidi="zh_TW"/>
+        </w:rPr>
+        <w:t>28–29</w:t>
+      </w:r>
       <w:r>
         <w:rPr>
           <w:lang w:val="zh_TW" w:bidi="zh_TW"/>
@@ -2589,90 +1965,60 @@
         </w:rPr>
         <w:t>保羅堅持認為，一個人是否受割禮並不重要 （</w:t>
       </w:r>
-      <w:hyperlink r:id="rId104">
-        <w:r>
-          <w:rPr>
-            <w:lang w:val="zh_TW" w:bidi="zh_TW"/>
-          </w:rPr>
-          <w:rPr>
-            <w:color w:val="0000EE"/>
-            <w:u w:val="single"/>
-          </w:rPr>
-          <w:t>林前7:19</w:t>
-        </w:r>
-      </w:hyperlink>
+      <w:r>
+        <w:rPr>
+          <w:lang w:val="zh_TW" w:bidi="zh_TW"/>
+        </w:rPr>
+        <w:t>林前7:19</w:t>
+      </w:r>
       <w:r>
         <w:rPr>
           <w:lang w:val="zh_TW" w:bidi="zh_TW"/>
         </w:rPr>
         <w:t>），重要的是那憑著愛心表現出來的信心（</w:t>
       </w:r>
-      <w:hyperlink r:id="rId105">
-        <w:r>
-          <w:rPr>
-            <w:lang w:val="zh_TW" w:bidi="zh_TW"/>
-          </w:rPr>
-          <w:rPr>
-            <w:color w:val="0000EE"/>
-            <w:u w:val="single"/>
-          </w:rPr>
-          <w:t>加5:6</w:t>
-        </w:r>
-      </w:hyperlink>
+      <w:r>
+        <w:rPr>
+          <w:lang w:val="zh_TW" w:bidi="zh_TW"/>
+        </w:rPr>
+        <w:t>加5:6</w:t>
+      </w:r>
       <w:r>
         <w:rPr>
           <w:lang w:val="zh_TW" w:bidi="zh_TW"/>
         </w:rPr>
         <w:t>）。在加拉太書中，保羅駁斥那些強硬反對的猶太人，並堅決指出所有人都是藉著信靠耶穌基督而成為神家中的一分子 （</w:t>
       </w:r>
-      <w:hyperlink r:id="rId106">
-        <w:r>
-          <w:rPr>
-            <w:lang w:val="zh_TW" w:bidi="zh_TW"/>
-          </w:rPr>
-          <w:rPr>
-            <w:color w:val="0000EE"/>
-            <w:u w:val="single"/>
-          </w:rPr>
-          <w:t>加2:14–21</w:t>
-        </w:r>
-      </w:hyperlink>
+      <w:r>
+        <w:rPr>
+          <w:lang w:val="zh_TW" w:bidi="zh_TW"/>
+        </w:rPr>
+        <w:t>加2:14–21</w:t>
+      </w:r>
       <w:r>
         <w:rPr>
           <w:lang w:val="zh_TW" w:bidi="zh_TW"/>
         </w:rPr>
         <w:t>）。割禮並不是神接納一個人的必要條件（</w:t>
       </w:r>
-      <w:hyperlink r:id="rId105">
-        <w:r>
-          <w:rPr>
-            <w:lang w:val="zh_TW" w:bidi="zh_TW"/>
-          </w:rPr>
-          <w:rPr>
-            <w:color w:val="0000EE"/>
-            <w:u w:val="single"/>
-          </w:rPr>
-          <w:t>加5:6</w:t>
-        </w:r>
-      </w:hyperlink>
+      <w:r>
+        <w:rPr>
+          <w:lang w:val="zh_TW" w:bidi="zh_TW"/>
+        </w:rPr>
+        <w:t>加5:6</w:t>
+      </w:r>
       <w:r>
         <w:rPr>
           <w:lang w:val="zh_TW" w:bidi="zh_TW"/>
         </w:rPr>
         <w:t>），罪人唯有藉著耶穌在十字架上的死，才能與神立約 （</w:t>
       </w:r>
-      <w:hyperlink r:id="rId106">
-        <w:r>
-          <w:rPr>
-            <w:lang w:val="zh_TW" w:bidi="zh_TW"/>
-          </w:rPr>
-          <w:rPr>
-            <w:color w:val="0000EE"/>
-            <w:u w:val="single"/>
-          </w:rPr>
-          <w:t>加2:14–21</w:t>
-        </w:r>
-      </w:hyperlink>
+      <w:r>
+        <w:rPr>
+          <w:lang w:val="zh_TW" w:bidi="zh_TW"/>
+        </w:rPr>
+        <w:t>加2:14–21</w:t>
+      </w:r>
       <w:r>
         <w:rPr>
           <w:lang w:val="zh_TW" w:bidi="zh_TW"/>
@@ -2702,360 +2048,234 @@
           <w:lang w:val="zh_TW" w:bidi="zh_TW"/>
         </w:rPr>
       </w:r>
-      <w:hyperlink r:id="rId82">
-        <w:r>
-          <w:rPr>
-            <w:lang w:val="zh_TW" w:bidi="zh_TW"/>
-          </w:rPr>
-          <w:rPr>
-            <w:color w:val="0000EE"/>
-            <w:u w:val="single"/>
-          </w:rPr>
-          <w:t>創17:9–14</w:t>
-        </w:r>
-      </w:hyperlink>
+      <w:r>
+        <w:rPr>
+          <w:lang w:val="zh_TW" w:bidi="zh_TW"/>
+        </w:rPr>
+        <w:t>創17:9–14</w:t>
+      </w:r>
       <w:r>
         <w:rPr>
           <w:lang w:val="zh_TW" w:bidi="zh_TW"/>
         </w:rPr>
         <w:t>；</w:t>
       </w:r>
-      <w:hyperlink r:id="rId87">
-        <w:r>
-          <w:rPr>
-            <w:lang w:val="zh_TW" w:bidi="zh_TW"/>
-          </w:rPr>
-          <w:rPr>
-            <w:color w:val="0000EE"/>
-            <w:u w:val="single"/>
-          </w:rPr>
-          <w:t>利12:3</w:t>
-        </w:r>
-      </w:hyperlink>
+      <w:r>
+        <w:rPr>
+          <w:lang w:val="zh_TW" w:bidi="zh_TW"/>
+        </w:rPr>
+        <w:t>利12:3</w:t>
+      </w:r>
       <w:r>
         <w:rPr>
           <w:lang w:val="zh_TW" w:bidi="zh_TW"/>
         </w:rPr>
         <w:t>；</w:t>
       </w:r>
-      <w:hyperlink r:id="rId107">
-        <w:r>
-          <w:rPr>
-            <w:lang w:val="zh_TW" w:bidi="zh_TW"/>
-          </w:rPr>
-          <w:rPr>
-            <w:color w:val="0000EE"/>
-            <w:u w:val="single"/>
-          </w:rPr>
-          <w:t>書5:2–9</w:t>
-        </w:r>
-      </w:hyperlink>
+      <w:r>
+        <w:rPr>
+          <w:lang w:val="zh_TW" w:bidi="zh_TW"/>
+        </w:rPr>
+        <w:t>書5:2–9</w:t>
+      </w:r>
       <w:r>
         <w:rPr>
           <w:lang w:val="zh_TW" w:bidi="zh_TW"/>
         </w:rPr>
         <w:t>；</w:t>
       </w:r>
-      <w:hyperlink r:id="rId81">
-        <w:r>
-          <w:rPr>
-            <w:lang w:val="zh_TW" w:bidi="zh_TW"/>
-          </w:rPr>
-          <w:rPr>
-            <w:color w:val="0000EE"/>
-            <w:u w:val="single"/>
-          </w:rPr>
-          <w:t>耶9:25–26</w:t>
-        </w:r>
-      </w:hyperlink>
+      <w:r>
+        <w:rPr>
+          <w:lang w:val="zh_TW" w:bidi="zh_TW"/>
+        </w:rPr>
+        <w:t>耶9:25–26</w:t>
+      </w:r>
       <w:r>
         <w:rPr>
           <w:lang w:val="zh_TW" w:bidi="zh_TW"/>
         </w:rPr>
         <w:t>；</w:t>
       </w:r>
-      <w:hyperlink r:id="rId88">
-        <w:r>
-          <w:rPr>
-            <w:lang w:val="zh_TW" w:bidi="zh_TW"/>
-          </w:rPr>
-          <w:rPr>
-            <w:color w:val="0000EE"/>
-            <w:u w:val="single"/>
-          </w:rPr>
-          <w:t>路1:59</w:t>
-        </w:r>
-      </w:hyperlink>
+      <w:r>
+        <w:rPr>
+          <w:lang w:val="zh_TW" w:bidi="zh_TW"/>
+        </w:rPr>
+        <w:t>路1:59</w:t>
+      </w:r>
       <w:r>
         <w:rPr>
           <w:lang w:val="zh_TW" w:bidi="zh_TW"/>
         </w:rPr>
         <w:t>；</w:t>
       </w:r>
-      <w:hyperlink r:id="rId89">
-        <w:r>
-          <w:rPr>
-            <w:lang w:val="zh_TW" w:bidi="zh_TW"/>
-          </w:rPr>
-          <w:rPr>
-            <w:color w:val="0000EE"/>
-            <w:u w:val="single"/>
-          </w:rPr>
-          <w:t>路2:21</w:t>
-        </w:r>
-      </w:hyperlink>
+      <w:r>
+        <w:rPr>
+          <w:lang w:val="zh_TW" w:bidi="zh_TW"/>
+        </w:rPr>
+        <w:t>路2:21</w:t>
+      </w:r>
       <w:r>
         <w:rPr>
           <w:lang w:val="zh_TW" w:bidi="zh_TW"/>
         </w:rPr>
         <w:t>；</w:t>
       </w:r>
-      <w:hyperlink r:id="rId108">
-        <w:r>
-          <w:rPr>
-            <w:lang w:val="zh_TW" w:bidi="zh_TW"/>
-          </w:rPr>
-          <w:rPr>
-            <w:color w:val="0000EE"/>
-            <w:u w:val="single"/>
-          </w:rPr>
-          <w:t>約7:22–24</w:t>
-        </w:r>
-      </w:hyperlink>
+      <w:r>
+        <w:rPr>
+          <w:lang w:val="zh_TW" w:bidi="zh_TW"/>
+        </w:rPr>
+        <w:t>約7:22–24</w:t>
+      </w:r>
       <w:r>
         <w:rPr>
           <w:lang w:val="zh_TW" w:bidi="zh_TW"/>
         </w:rPr>
         <w:t>；</w:t>
       </w:r>
-      <w:hyperlink r:id="rId85">
-        <w:r>
-          <w:rPr>
-            <w:lang w:val="zh_TW" w:bidi="zh_TW"/>
-          </w:rPr>
-          <w:rPr>
-            <w:color w:val="0000EE"/>
-            <w:u w:val="single"/>
-          </w:rPr>
-          <w:t>徒7:8</w:t>
-        </w:r>
-      </w:hyperlink>
+      <w:r>
+        <w:rPr>
+          <w:lang w:val="zh_TW" w:bidi="zh_TW"/>
+        </w:rPr>
+        <w:t>徒7:8</w:t>
+      </w:r>
       <w:r>
         <w:rPr>
           <w:lang w:val="zh_TW" w:bidi="zh_TW"/>
         </w:rPr>
         <w:t>；</w:t>
       </w:r>
-      <w:hyperlink r:id="rId109">
-        <w:r>
-          <w:rPr>
-            <w:lang w:val="zh_TW" w:bidi="zh_TW"/>
-          </w:rPr>
-          <w:rPr>
-            <w:color w:val="0000EE"/>
-            <w:u w:val="single"/>
-          </w:rPr>
-          <w:t>徒15:1–5、</w:t>
-        </w:r>
-      </w:hyperlink>
-      <w:hyperlink r:id="rId102">
-        <w:r>
-          <w:rPr>
-            <w:lang w:val="zh_TW" w:bidi="zh_TW"/>
-          </w:rPr>
-          <w:rPr>
-            <w:color w:val="0000EE"/>
-            <w:u w:val="single"/>
-          </w:rPr>
-          <w:t>19–21、</w:t>
-        </w:r>
-      </w:hyperlink>
-      <w:hyperlink r:id="rId110">
-        <w:r>
-          <w:rPr>
-            <w:lang w:val="zh_TW" w:bidi="zh_TW"/>
-          </w:rPr>
-          <w:rPr>
-            <w:color w:val="0000EE"/>
-            <w:u w:val="single"/>
-          </w:rPr>
-          <w:t>28–31</w:t>
-        </w:r>
-      </w:hyperlink>
+      <w:r>
+        <w:rPr>
+          <w:lang w:val="zh_TW" w:bidi="zh_TW"/>
+        </w:rPr>
+        <w:t>徒15:1–5、</w:t>
+      </w:r>
+      <w:r>
+        <w:rPr>
+          <w:lang w:val="zh_TW" w:bidi="zh_TW"/>
+        </w:rPr>
+        <w:t>19–21、</w:t>
+      </w:r>
+      <w:r>
+        <w:rPr>
+          <w:lang w:val="zh_TW" w:bidi="zh_TW"/>
+        </w:rPr>
+        <w:t>28–31</w:t>
+      </w:r>
       <w:r>
         <w:rPr>
           <w:lang w:val="zh_TW" w:bidi="zh_TW"/>
         </w:rPr>
         <w:t>；</w:t>
       </w:r>
-      <w:hyperlink r:id="rId90">
-        <w:r>
-          <w:rPr>
-            <w:lang w:val="zh_TW" w:bidi="zh_TW"/>
-          </w:rPr>
-          <w:rPr>
-            <w:color w:val="0000EE"/>
-            <w:u w:val="single"/>
-          </w:rPr>
-          <w:t>徒16:2–3</w:t>
-        </w:r>
-      </w:hyperlink>
+      <w:r>
+        <w:rPr>
+          <w:lang w:val="zh_TW" w:bidi="zh_TW"/>
+        </w:rPr>
+        <w:t>徒16:2–3</w:t>
+      </w:r>
       <w:r>
         <w:rPr>
           <w:lang w:val="zh_TW" w:bidi="zh_TW"/>
         </w:rPr>
         <w:t>；</w:t>
       </w:r>
-      <w:hyperlink r:id="rId111">
-        <w:r>
-          <w:rPr>
-            <w:lang w:val="zh_TW" w:bidi="zh_TW"/>
-          </w:rPr>
-          <w:rPr>
-            <w:color w:val="0000EE"/>
-            <w:u w:val="single"/>
-          </w:rPr>
-          <w:t>徒21:18–24</w:t>
-        </w:r>
-      </w:hyperlink>
+      <w:r>
+        <w:rPr>
+          <w:lang w:val="zh_TW" w:bidi="zh_TW"/>
+        </w:rPr>
+        <w:t>徒21:18–24</w:t>
+      </w:r>
       <w:r>
         <w:rPr>
           <w:lang w:val="zh_TW" w:bidi="zh_TW"/>
         </w:rPr>
         <w:t>；</w:t>
       </w:r>
-      <w:hyperlink r:id="rId112">
-        <w:r>
-          <w:rPr>
-            <w:lang w:val="zh_TW" w:bidi="zh_TW"/>
-          </w:rPr>
-          <w:rPr>
-            <w:color w:val="0000EE"/>
-            <w:u w:val="single"/>
-          </w:rPr>
-          <w:t>羅2:25–29</w:t>
-        </w:r>
-      </w:hyperlink>
+      <w:r>
+        <w:rPr>
+          <w:lang w:val="zh_TW" w:bidi="zh_TW"/>
+        </w:rPr>
+        <w:t>羅2:25–29</w:t>
+      </w:r>
       <w:r>
         <w:rPr>
           <w:lang w:val="zh_TW" w:bidi="zh_TW"/>
         </w:rPr>
         <w:t>；</w:t>
       </w:r>
-      <w:hyperlink r:id="rId113">
-        <w:r>
-          <w:rPr>
-            <w:lang w:val="zh_TW" w:bidi="zh_TW"/>
-          </w:rPr>
-          <w:rPr>
-            <w:color w:val="0000EE"/>
-            <w:u w:val="single"/>
-          </w:rPr>
-          <w:t>林前7:17–19</w:t>
-        </w:r>
-      </w:hyperlink>
+      <w:r>
+        <w:rPr>
+          <w:lang w:val="zh_TW" w:bidi="zh_TW"/>
+        </w:rPr>
+        <w:t>林前7:17–19</w:t>
+      </w:r>
       <w:r>
         <w:rPr>
           <w:lang w:val="zh_TW" w:bidi="zh_TW"/>
         </w:rPr>
         <w:t>；</w:t>
       </w:r>
-      <w:hyperlink r:id="rId114">
-        <w:r>
-          <w:rPr>
-            <w:lang w:val="zh_TW" w:bidi="zh_TW"/>
-          </w:rPr>
-          <w:rPr>
-            <w:color w:val="0000EE"/>
-            <w:u w:val="single"/>
-          </w:rPr>
-          <w:t>加2:3–5、</w:t>
-        </w:r>
-      </w:hyperlink>
-      <w:hyperlink r:id="rId115">
-        <w:r>
-          <w:rPr>
-            <w:lang w:val="zh_TW" w:bidi="zh_TW"/>
-          </w:rPr>
-          <w:rPr>
-            <w:color w:val="0000EE"/>
-            <w:u w:val="single"/>
-          </w:rPr>
-          <w:t>11–21</w:t>
-        </w:r>
-      </w:hyperlink>
+      <w:r>
+        <w:rPr>
+          <w:lang w:val="zh_TW" w:bidi="zh_TW"/>
+        </w:rPr>
+        <w:t>加2:3–5、</w:t>
+      </w:r>
+      <w:r>
+        <w:rPr>
+          <w:lang w:val="zh_TW" w:bidi="zh_TW"/>
+        </w:rPr>
+        <w:t>11–21</w:t>
+      </w:r>
       <w:r>
         <w:rPr>
           <w:lang w:val="zh_TW" w:bidi="zh_TW"/>
         </w:rPr>
         <w:t>；</w:t>
       </w:r>
-      <w:hyperlink r:id="rId105">
-        <w:r>
-          <w:rPr>
-            <w:lang w:val="zh_TW" w:bidi="zh_TW"/>
-          </w:rPr>
-          <w:rPr>
-            <w:color w:val="0000EE"/>
-            <w:u w:val="single"/>
-          </w:rPr>
-          <w:t>加5:6</w:t>
-        </w:r>
-      </w:hyperlink>
+      <w:r>
+        <w:rPr>
+          <w:lang w:val="zh_TW" w:bidi="zh_TW"/>
+        </w:rPr>
+        <w:t>加5:6</w:t>
+      </w:r>
       <w:r>
         <w:rPr>
           <w:lang w:val="zh_TW" w:bidi="zh_TW"/>
         </w:rPr>
         <w:t>；</w:t>
       </w:r>
-      <w:hyperlink r:id="rId116">
-        <w:r>
-          <w:rPr>
-            <w:lang w:val="zh_TW" w:bidi="zh_TW"/>
-          </w:rPr>
-          <w:rPr>
-            <w:color w:val="0000EE"/>
-            <w:u w:val="single"/>
-          </w:rPr>
-          <w:t>加6:15</w:t>
-        </w:r>
-      </w:hyperlink>
+      <w:r>
+        <w:rPr>
+          <w:lang w:val="zh_TW" w:bidi="zh_TW"/>
+        </w:rPr>
+        <w:t>加6:15</w:t>
+      </w:r>
       <w:r>
         <w:rPr>
           <w:lang w:val="zh_TW" w:bidi="zh_TW"/>
         </w:rPr>
         <w:t>；</w:t>
       </w:r>
-      <w:hyperlink r:id="rId117">
-        <w:r>
-          <w:rPr>
-            <w:lang w:val="zh_TW" w:bidi="zh_TW"/>
-          </w:rPr>
-          <w:rPr>
-            <w:color w:val="0000EE"/>
-            <w:u w:val="single"/>
-          </w:rPr>
-          <w:t>腓3:5–9</w:t>
-        </w:r>
-      </w:hyperlink>
+      <w:r>
+        <w:rPr>
+          <w:lang w:val="zh_TW" w:bidi="zh_TW"/>
+        </w:rPr>
+        <w:t>腓3:5–9</w:t>
+      </w:r>
       <w:r>
         <w:rPr>
           <w:lang w:val="zh_TW" w:bidi="zh_TW"/>
         </w:rPr>
         <w:t>；</w:t>
       </w:r>
-      <w:hyperlink r:id="rId118">
-        <w:r>
-          <w:rPr>
-            <w:lang w:val="zh_TW" w:bidi="zh_TW"/>
-          </w:rPr>
-          <w:rPr>
-            <w:color w:val="0000EE"/>
-            <w:u w:val="single"/>
-          </w:rPr>
-          <w:t>西2:11–23</w:t>
-        </w:r>
-      </w:hyperlink>
+      <w:r>
+        <w:rPr>
+          <w:lang w:val="zh_TW" w:bidi="zh_TW"/>
+        </w:rPr>
+        <w:t>西2:11–23</w:t>
+      </w:r>
       <w:r>
         <w:rPr>
           <w:lang w:val="zh_TW" w:bidi="zh_TW"/>
@@ -3162,18 +2382,12 @@
         </w:rPr>
         <w:t>悲傷（</w:t>
       </w:r>
-      <w:hyperlink r:id="rId119">
-        <w:r>
-          <w:rPr>
-            <w:lang w:val="zh_TW" w:bidi="zh_TW"/>
-          </w:rPr>
-          <w:rPr>
-            <w:color w:val="0000EE"/>
-            <w:u w:val="single"/>
-          </w:rPr>
-          <w:t>賽65:19</w:t>
-        </w:r>
-      </w:hyperlink>
+      <w:r>
+        <w:rPr>
+          <w:lang w:val="zh_TW" w:bidi="zh_TW"/>
+        </w:rPr>
+        <w:t>賽65:19</w:t>
+      </w:r>
       <w:r>
         <w:rPr>
           <w:lang w:val="zh_TW" w:bidi="zh_TW"/>
@@ -3198,18 +2412,12 @@
         </w:rPr>
         <w:t>死亡（</w:t>
       </w:r>
-      <w:hyperlink r:id="rId120">
-        <w:r>
-          <w:rPr>
-            <w:lang w:val="zh_TW" w:bidi="zh_TW"/>
-          </w:rPr>
-          <w:rPr>
-            <w:color w:val="0000EE"/>
-            <w:u w:val="single"/>
-          </w:rPr>
-          <w:t>65:20</w:t>
-        </w:r>
-      </w:hyperlink>
+      <w:r>
+        <w:rPr>
+          <w:lang w:val="zh_TW" w:bidi="zh_TW"/>
+        </w:rPr>
+        <w:t>65:20</w:t>
+      </w:r>
       <w:r>
         <w:rPr>
           <w:lang w:val="zh_TW" w:bidi="zh_TW"/>
@@ -3234,18 +2442,12 @@
         </w:rPr>
         <w:t>不公義和暴力（</w:t>
       </w:r>
-      <w:hyperlink r:id="rId121">
-        <w:r>
-          <w:rPr>
-            <w:lang w:val="zh_TW" w:bidi="zh_TW"/>
-          </w:rPr>
-          <w:rPr>
-            <w:color w:val="0000EE"/>
-            <w:u w:val="single"/>
-          </w:rPr>
-          <w:t>65:21–22</w:t>
-        </w:r>
-      </w:hyperlink>
+      <w:r>
+        <w:rPr>
+          <w:lang w:val="zh_TW" w:bidi="zh_TW"/>
+        </w:rPr>
+        <w:t>65:21–22</w:t>
+      </w:r>
       <w:r>
         <w:rPr>
           <w:lang w:val="zh_TW" w:bidi="zh_TW"/>
@@ -3270,18 +2472,12 @@
         </w:rPr>
         <w:t>神的缺席（</w:t>
       </w:r>
-      <w:hyperlink r:id="rId122">
-        <w:r>
-          <w:rPr>
-            <w:lang w:val="zh_TW" w:bidi="zh_TW"/>
-          </w:rPr>
-          <w:rPr>
-            <w:color w:val="0000EE"/>
-            <w:u w:val="single"/>
-          </w:rPr>
-          <w:t>65:24</w:t>
-        </w:r>
-      </w:hyperlink>
+      <w:r>
+        <w:rPr>
+          <w:lang w:val="zh_TW" w:bidi="zh_TW"/>
+        </w:rPr>
+        <w:t>65:24</w:t>
+      </w:r>
       <w:r>
         <w:rPr>
           <w:lang w:val="zh_TW" w:bidi="zh_TW"/>
@@ -3316,18 +2512,12 @@
         </w:rPr>
         <w:t>以賽亞關於新秩序的異象，強調耶和華是聖潔和榮耀中的大君王（見</w:t>
       </w:r>
-      <w:hyperlink r:id="rId123">
-        <w:r>
-          <w:rPr>
-            <w:lang w:val="zh_TW" w:bidi="zh_TW"/>
-          </w:rPr>
-          <w:rPr>
-            <w:color w:val="0000EE"/>
-            <w:u w:val="single"/>
-          </w:rPr>
-          <w:t>賽6:1–5</w:t>
-        </w:r>
-      </w:hyperlink>
+      <w:r>
+        <w:rPr>
+          <w:lang w:val="zh_TW" w:bidi="zh_TW"/>
+        </w:rPr>
+        <w:t>賽6:1–5</w:t>
+      </w:r>
       <w:r>
         <w:rPr>
           <w:lang w:val="zh_TW" w:bidi="zh_TW"/>
@@ -3366,18 +2556,12 @@
         </w:rPr>
         <w:t>神的安慰（</w:t>
       </w:r>
-      <w:hyperlink r:id="rId124">
-        <w:r>
-          <w:rPr>
-            <w:lang w:val="zh_TW" w:bidi="zh_TW"/>
-          </w:rPr>
-          <w:rPr>
-            <w:color w:val="0000EE"/>
-            <w:u w:val="single"/>
-          </w:rPr>
-          <w:t>40:1</w:t>
-        </w:r>
-      </w:hyperlink>
+      <w:r>
+        <w:rPr>
+          <w:lang w:val="zh_TW" w:bidi="zh_TW"/>
+        </w:rPr>
+        <w:t>40:1</w:t>
+      </w:r>
       <w:r>
         <w:rPr>
           <w:lang w:val="zh_TW" w:bidi="zh_TW"/>
@@ -3402,18 +2586,12 @@
         </w:rPr>
         <w:t>拯救（</w:t>
       </w:r>
-      <w:hyperlink r:id="rId125">
-        <w:r>
-          <w:rPr>
-            <w:lang w:val="zh_TW" w:bidi="zh_TW"/>
-          </w:rPr>
-          <w:rPr>
-            <w:color w:val="0000EE"/>
-            <w:u w:val="single"/>
-          </w:rPr>
-          <w:t>45:22</w:t>
-        </w:r>
-      </w:hyperlink>
+      <w:r>
+        <w:rPr>
+          <w:lang w:val="zh_TW" w:bidi="zh_TW"/>
+        </w:rPr>
+        <w:t>45:22</w:t>
+      </w:r>
       <w:r>
         <w:rPr>
           <w:lang w:val="zh_TW" w:bidi="zh_TW"/>
@@ -3438,18 +2616,12 @@
         </w:rPr>
         <w:t>喜悅（</w:t>
       </w:r>
-      <w:hyperlink r:id="rId126">
-        <w:r>
-          <w:rPr>
-            <w:lang w:val="zh_TW" w:bidi="zh_TW"/>
-          </w:rPr>
-          <w:rPr>
-            <w:color w:val="0000EE"/>
-            <w:u w:val="single"/>
-          </w:rPr>
-          <w:t>24:14–15</w:t>
-        </w:r>
-      </w:hyperlink>
+      <w:r>
+        <w:rPr>
+          <w:lang w:val="zh_TW" w:bidi="zh_TW"/>
+        </w:rPr>
+        <w:t>24:14–15</w:t>
+      </w:r>
       <w:r>
         <w:rPr>
           <w:lang w:val="zh_TW" w:bidi="zh_TW"/>
@@ -3474,18 +2646,12 @@
         </w:rPr>
         <w:t>公義（</w:t>
       </w:r>
-      <w:hyperlink r:id="rId127">
-        <w:r>
-          <w:rPr>
-            <w:lang w:val="zh_TW" w:bidi="zh_TW"/>
-          </w:rPr>
-          <w:rPr>
-            <w:color w:val="0000EE"/>
-            <w:u w:val="single"/>
-          </w:rPr>
-          <w:t>24:16</w:t>
-        </w:r>
-      </w:hyperlink>
+      <w:r>
+        <w:rPr>
+          <w:lang w:val="zh_TW" w:bidi="zh_TW"/>
+        </w:rPr>
+        <w:t>24:16</w:t>
+      </w:r>
       <w:r>
         <w:rPr>
           <w:lang w:val="zh_TW" w:bidi="zh_TW"/>
@@ -3510,18 +2676,12 @@
         </w:rPr>
         <w:t>平安（</w:t>
       </w:r>
-      <w:hyperlink r:id="rId128">
-        <w:r>
-          <w:rPr>
-            <w:lang w:val="zh_TW" w:bidi="zh_TW"/>
-          </w:rPr>
-          <w:rPr>
-            <w:color w:val="0000EE"/>
-            <w:u w:val="single"/>
-          </w:rPr>
-          <w:t>26:3</w:t>
-        </w:r>
-      </w:hyperlink>
+      <w:r>
+        <w:rPr>
+          <w:lang w:val="zh_TW" w:bidi="zh_TW"/>
+        </w:rPr>
+        <w:t>26:3</w:t>
+      </w:r>
       <w:r>
         <w:rPr>
           <w:lang w:val="zh_TW" w:bidi="zh_TW"/>
@@ -3578,18 +2738,12 @@
         </w:rPr>
         <w:t>死亡的終結（</w:t>
       </w:r>
-      <w:hyperlink r:id="rId129">
-        <w:r>
-          <w:rPr>
-            <w:lang w:val="zh_TW" w:bidi="zh_TW"/>
-          </w:rPr>
-          <w:rPr>
-            <w:color w:val="0000EE"/>
-            <w:u w:val="single"/>
-          </w:rPr>
-          <w:t>25:7–8</w:t>
-        </w:r>
-      </w:hyperlink>
+      <w:r>
+        <w:rPr>
+          <w:lang w:val="zh_TW" w:bidi="zh_TW"/>
+        </w:rPr>
+        <w:t>25:7–8</w:t>
+      </w:r>
       <w:r>
         <w:rPr>
           <w:lang w:val="zh_TW" w:bidi="zh_TW"/>
@@ -3614,18 +2768,12 @@
         </w:rPr>
         <w:t>復活（</w:t>
       </w:r>
-      <w:hyperlink r:id="rId130">
-        <w:r>
-          <w:rPr>
-            <w:lang w:val="zh_TW" w:bidi="zh_TW"/>
-          </w:rPr>
-          <w:rPr>
-            <w:color w:val="0000EE"/>
-            <w:u w:val="single"/>
-          </w:rPr>
-          <w:t>26:19</w:t>
-        </w:r>
-      </w:hyperlink>
+      <w:r>
+        <w:rPr>
+          <w:lang w:val="zh_TW" w:bidi="zh_TW"/>
+        </w:rPr>
+        <w:t>26:19</w:t>
+      </w:r>
       <w:r>
         <w:rPr>
           <w:lang w:val="zh_TW" w:bidi="zh_TW"/>
@@ -3650,36 +2798,24 @@
         </w:rPr>
         <w:t>戰爭、犯罪和邪惡的結束（</w:t>
       </w:r>
-      <w:hyperlink r:id="rId131">
-        <w:r>
-          <w:rPr>
-            <w:lang w:val="zh_TW" w:bidi="zh_TW"/>
-          </w:rPr>
-          <w:rPr>
-            <w:color w:val="0000EE"/>
-            <w:u w:val="single"/>
-          </w:rPr>
-          <w:t>60:18</w:t>
-        </w:r>
-      </w:hyperlink>
+      <w:r>
+        <w:rPr>
+          <w:lang w:val="zh_TW" w:bidi="zh_TW"/>
+        </w:rPr>
+        <w:t>60:18</w:t>
+      </w:r>
       <w:r>
         <w:rPr>
           <w:lang w:val="zh_TW" w:bidi="zh_TW"/>
         </w:rPr>
         <w:t>，</w:t>
       </w:r>
-      <w:hyperlink r:id="rId132">
-        <w:r>
-          <w:rPr>
-            <w:lang w:val="zh_TW" w:bidi="zh_TW"/>
-          </w:rPr>
-          <w:rPr>
-            <w:color w:val="0000EE"/>
-            <w:u w:val="single"/>
-          </w:rPr>
-          <w:t>65:25</w:t>
-        </w:r>
-      </w:hyperlink>
+      <w:r>
+        <w:rPr>
+          <w:lang w:val="zh_TW" w:bidi="zh_TW"/>
+        </w:rPr>
+        <w:t>65:25</w:t>
+      </w:r>
       <w:r>
         <w:rPr>
           <w:lang w:val="zh_TW" w:bidi="zh_TW"/>
@@ -3704,18 +2840,12 @@
         </w:rPr>
         <w:t>完全享受神的同在（</w:t>
       </w:r>
-      <w:hyperlink r:id="rId133">
-        <w:r>
-          <w:rPr>
-            <w:lang w:val="zh_TW" w:bidi="zh_TW"/>
-          </w:rPr>
-          <w:rPr>
-            <w:color w:val="0000EE"/>
-            <w:u w:val="single"/>
-          </w:rPr>
-          <w:t>60:19</w:t>
-        </w:r>
-      </w:hyperlink>
+      <w:r>
+        <w:rPr>
+          <w:lang w:val="zh_TW" w:bidi="zh_TW"/>
+        </w:rPr>
+        <w:t>60:19</w:t>
+      </w:r>
       <w:r>
         <w:rPr>
           <w:lang w:val="zh_TW" w:bidi="zh_TW"/>
@@ -3740,18 +2870,12 @@
         </w:rPr>
         <w:t>神在祂永恆的國度中統治，毫無敵擋（見</w:t>
       </w:r>
-      <w:hyperlink r:id="rId134">
-        <w:r>
-          <w:rPr>
-            <w:lang w:val="zh_TW" w:bidi="zh_TW"/>
-          </w:rPr>
-          <w:rPr>
-            <w:color w:val="0000EE"/>
-            <w:u w:val="single"/>
-          </w:rPr>
-          <w:t>啟21–22</w:t>
-        </w:r>
-      </w:hyperlink>
+      <w:r>
+        <w:rPr>
+          <w:lang w:val="zh_TW" w:bidi="zh_TW"/>
+        </w:rPr>
+        <w:t>啟21–22</w:t>
+      </w:r>
       <w:r>
         <w:rPr>
           <w:lang w:val="zh_TW" w:bidi="zh_TW"/>
@@ -3795,270 +2919,180 @@
           <w:lang w:val="zh_TW" w:bidi="zh_TW"/>
         </w:rPr>
       </w:r>
-      <w:hyperlink r:id="rId135">
-        <w:r>
-          <w:rPr>
-            <w:lang w:val="zh_TW" w:bidi="zh_TW"/>
-          </w:rPr>
-          <w:rPr>
-            <w:color w:val="0000EE"/>
-            <w:u w:val="single"/>
-          </w:rPr>
-          <w:t>賽11:1</w:t>
-        </w:r>
-      </w:hyperlink>
+      <w:r>
+        <w:rPr>
+          <w:lang w:val="zh_TW" w:bidi="zh_TW"/>
+        </w:rPr>
+        <w:t>賽11:1</w:t>
+      </w:r>
       <w:r>
         <w:rPr>
           <w:lang w:val="zh_TW" w:bidi="zh_TW"/>
         </w:rPr>
         <w:t>，</w:t>
       </w:r>
-      <w:hyperlink r:id="rId136">
-        <w:r>
-          <w:rPr>
-            <w:lang w:val="zh_TW" w:bidi="zh_TW"/>
-          </w:rPr>
-          <w:rPr>
-            <w:color w:val="0000EE"/>
-            <w:u w:val="single"/>
-          </w:rPr>
-          <w:t>24:14–16</w:t>
-        </w:r>
-      </w:hyperlink>
+      <w:r>
+        <w:rPr>
+          <w:lang w:val="zh_TW" w:bidi="zh_TW"/>
+        </w:rPr>
+        <w:t>24:14–16</w:t>
+      </w:r>
       <w:r>
         <w:rPr>
           <w:lang w:val="zh_TW" w:bidi="zh_TW"/>
         </w:rPr>
         <w:t>，</w:t>
       </w:r>
-      <w:hyperlink r:id="rId129">
-        <w:r>
-          <w:rPr>
-            <w:lang w:val="zh_TW" w:bidi="zh_TW"/>
-          </w:rPr>
-          <w:rPr>
-            <w:color w:val="0000EE"/>
-            <w:u w:val="single"/>
-          </w:rPr>
-          <w:t>25:7–8</w:t>
-        </w:r>
-      </w:hyperlink>
+      <w:r>
+        <w:rPr>
+          <w:lang w:val="zh_TW" w:bidi="zh_TW"/>
+        </w:rPr>
+        <w:t>25:7–8</w:t>
+      </w:r>
       <w:r>
         <w:rPr>
           <w:lang w:val="zh_TW" w:bidi="zh_TW"/>
         </w:rPr>
         <w:t>，</w:t>
       </w:r>
-      <w:hyperlink r:id="rId130">
-        <w:r>
-          <w:rPr>
-            <w:lang w:val="zh_TW" w:bidi="zh_TW"/>
-          </w:rPr>
-          <w:rPr>
-            <w:color w:val="0000EE"/>
-            <w:u w:val="single"/>
-          </w:rPr>
-          <w:t>26:19</w:t>
-        </w:r>
-      </w:hyperlink>
+      <w:r>
+        <w:rPr>
+          <w:lang w:val="zh_TW" w:bidi="zh_TW"/>
+        </w:rPr>
+        <w:t>26:19</w:t>
+      </w:r>
       <w:r>
         <w:rPr>
           <w:lang w:val="zh_TW" w:bidi="zh_TW"/>
         </w:rPr>
         <w:t>，</w:t>
       </w:r>
-      <w:hyperlink r:id="rId137">
-        <w:r>
-          <w:rPr>
-            <w:lang w:val="zh_TW" w:bidi="zh_TW"/>
-          </w:rPr>
-          <w:rPr>
-            <w:color w:val="0000EE"/>
-            <w:u w:val="single"/>
-          </w:rPr>
-          <w:t>30:26</w:t>
-        </w:r>
-      </w:hyperlink>
+      <w:r>
+        <w:rPr>
+          <w:lang w:val="zh_TW" w:bidi="zh_TW"/>
+        </w:rPr>
+        <w:t>30:26</w:t>
+      </w:r>
       <w:r>
         <w:rPr>
           <w:lang w:val="zh_TW" w:bidi="zh_TW"/>
         </w:rPr>
         <w:t>，</w:t>
       </w:r>
-      <w:hyperlink r:id="rId138">
-        <w:r>
-          <w:rPr>
-            <w:lang w:val="zh_TW" w:bidi="zh_TW"/>
-          </w:rPr>
-          <w:rPr>
-            <w:color w:val="0000EE"/>
-            <w:u w:val="single"/>
-          </w:rPr>
-          <w:t>43:18–19</w:t>
-        </w:r>
-      </w:hyperlink>
+      <w:r>
+        <w:rPr>
+          <w:lang w:val="zh_TW" w:bidi="zh_TW"/>
+        </w:rPr>
+        <w:t>43:18–19</w:t>
+      </w:r>
       <w:r>
         <w:rPr>
           <w:lang w:val="zh_TW" w:bidi="zh_TW"/>
         </w:rPr>
         <w:t>，</w:t>
       </w:r>
-      <w:hyperlink r:id="rId139">
-        <w:r>
-          <w:rPr>
-            <w:lang w:val="zh_TW" w:bidi="zh_TW"/>
-          </w:rPr>
-          <w:rPr>
-            <w:color w:val="0000EE"/>
-            <w:u w:val="single"/>
-          </w:rPr>
-          <w:t>60:18–19</w:t>
-        </w:r>
-      </w:hyperlink>
+      <w:r>
+        <w:rPr>
+          <w:lang w:val="zh_TW" w:bidi="zh_TW"/>
+        </w:rPr>
+        <w:t>60:18–19</w:t>
+      </w:r>
       <w:r>
         <w:rPr>
           <w:lang w:val="zh_TW" w:bidi="zh_TW"/>
         </w:rPr>
         <w:t>，</w:t>
       </w:r>
-      <w:hyperlink r:id="rId140">
-        <w:r>
-          <w:rPr>
-            <w:lang w:val="zh_TW" w:bidi="zh_TW"/>
-          </w:rPr>
-          <w:rPr>
-            <w:color w:val="0000EE"/>
-            <w:u w:val="single"/>
-          </w:rPr>
-          <w:t>62:2</w:t>
-        </w:r>
-      </w:hyperlink>
+      <w:r>
+        <w:rPr>
+          <w:lang w:val="zh_TW" w:bidi="zh_TW"/>
+        </w:rPr>
+        <w:t>62:2</w:t>
+      </w:r>
       <w:r>
         <w:rPr>
           <w:lang w:val="zh_TW" w:bidi="zh_TW"/>
         </w:rPr>
         <w:t>，</w:t>
       </w:r>
-      <w:hyperlink r:id="rId141">
-        <w:r>
-          <w:rPr>
-            <w:lang w:val="zh_TW" w:bidi="zh_TW"/>
-          </w:rPr>
-          <w:rPr>
-            <w:color w:val="0000EE"/>
-            <w:u w:val="single"/>
-          </w:rPr>
-          <w:t>65:17–25</w:t>
-        </w:r>
-      </w:hyperlink>
+      <w:r>
+        <w:rPr>
+          <w:lang w:val="zh_TW" w:bidi="zh_TW"/>
+        </w:rPr>
+        <w:t>65:17–25</w:t>
+      </w:r>
       <w:r>
         <w:rPr>
           <w:lang w:val="zh_TW" w:bidi="zh_TW"/>
         </w:rPr>
         <w:t>；</w:t>
       </w:r>
-      <w:hyperlink r:id="rId142">
-        <w:r>
-          <w:rPr>
-            <w:lang w:val="zh_TW" w:bidi="zh_TW"/>
-          </w:rPr>
-          <w:rPr>
-            <w:color w:val="0000EE"/>
-            <w:u w:val="single"/>
-          </w:rPr>
-          <w:t>耶23:7–8</w:t>
-        </w:r>
-      </w:hyperlink>
+      <w:r>
+        <w:rPr>
+          <w:lang w:val="zh_TW" w:bidi="zh_TW"/>
+        </w:rPr>
+        <w:t>耶23:7–8</w:t>
+      </w:r>
       <w:r>
         <w:rPr>
           <w:lang w:val="zh_TW" w:bidi="zh_TW"/>
         </w:rPr>
         <w:t>，</w:t>
       </w:r>
-      <w:hyperlink r:id="rId143">
-        <w:r>
-          <w:rPr>
-            <w:lang w:val="zh_TW" w:bidi="zh_TW"/>
-          </w:rPr>
-          <w:rPr>
-            <w:color w:val="0000EE"/>
-            <w:u w:val="single"/>
-          </w:rPr>
-          <w:t>31:10–14</w:t>
-        </w:r>
-      </w:hyperlink>
+      <w:r>
+        <w:rPr>
+          <w:lang w:val="zh_TW" w:bidi="zh_TW"/>
+        </w:rPr>
+        <w:t>31:10–14</w:t>
+      </w:r>
       <w:r>
         <w:rPr>
           <w:lang w:val="zh_TW" w:bidi="zh_TW"/>
         </w:rPr>
         <w:t>；</w:t>
       </w:r>
-      <w:hyperlink r:id="rId144">
-        <w:r>
-          <w:rPr>
-            <w:lang w:val="zh_TW" w:bidi="zh_TW"/>
-          </w:rPr>
-          <w:rPr>
-            <w:color w:val="0000EE"/>
-            <w:u w:val="single"/>
-          </w:rPr>
-          <w:t>林後3:6–11</w:t>
-        </w:r>
-      </w:hyperlink>
+      <w:r>
+        <w:rPr>
+          <w:lang w:val="zh_TW" w:bidi="zh_TW"/>
+        </w:rPr>
+        <w:t>林後3:6–11</w:t>
+      </w:r>
       <w:r>
         <w:rPr>
           <w:lang w:val="zh_TW" w:bidi="zh_TW"/>
         </w:rPr>
         <w:t>，</w:t>
       </w:r>
-      <w:hyperlink r:id="rId54">
-        <w:r>
-          <w:rPr>
-            <w:lang w:val="zh_TW" w:bidi="zh_TW"/>
-          </w:rPr>
-          <w:rPr>
-            <w:color w:val="0000EE"/>
-            <w:u w:val="single"/>
-          </w:rPr>
-          <w:t>5:17</w:t>
-        </w:r>
-      </w:hyperlink>
+      <w:r>
+        <w:rPr>
+          <w:lang w:val="zh_TW" w:bidi="zh_TW"/>
+        </w:rPr>
+        <w:t>5:17</w:t>
+      </w:r>
       <w:r>
         <w:rPr>
           <w:lang w:val="zh_TW" w:bidi="zh_TW"/>
         </w:rPr>
         <w:t>；</w:t>
       </w:r>
-      <w:hyperlink r:id="rId145">
-        <w:r>
-          <w:rPr>
-            <w:lang w:val="zh_TW" w:bidi="zh_TW"/>
-          </w:rPr>
-          <w:rPr>
-            <w:color w:val="0000EE"/>
-            <w:u w:val="single"/>
-          </w:rPr>
-          <w:t>來12:18–24</w:t>
-        </w:r>
-      </w:hyperlink>
+      <w:r>
+        <w:rPr>
+          <w:lang w:val="zh_TW" w:bidi="zh_TW"/>
+        </w:rPr>
+        <w:t>來12:18–24</w:t>
+      </w:r>
       <w:r>
         <w:rPr>
           <w:lang w:val="zh_TW" w:bidi="zh_TW"/>
         </w:rPr>
         <w:t>；</w:t>
       </w:r>
-      <w:hyperlink r:id="rId134">
-        <w:r>
-          <w:rPr>
-            <w:lang w:val="zh_TW" w:bidi="zh_TW"/>
-          </w:rPr>
-          <w:rPr>
-            <w:color w:val="0000EE"/>
-            <w:u w:val="single"/>
-          </w:rPr>
-          <w:t>啟21:1–22:21</w:t>
-        </w:r>
-      </w:hyperlink>
+      <w:r>
+        <w:rPr>
+          <w:lang w:val="zh_TW" w:bidi="zh_TW"/>
+        </w:rPr>
+        <w:t>啟21:1–22:21</w:t>
+      </w:r>
       <w:r>
         <w:rPr>
           <w:lang w:val="zh_TW" w:bidi="zh_TW"/>
@@ -4107,42 +3141,24 @@
         </w:rPr>
         <w:t>耶穌教導我們，得救不是靠行善（「行為」）來換取的。相反，祂教導我們需要內心的改變。這種改變（或稱為歸信）是神藉著祂的恩典在我們裡面動工時發生的。當神改變我們的生命時，我們自然會以不同的方式生活，並開始順服祂的旨意。真正與耶穌基督建立關係的人，會因此產生善行（例如，見</w:t>
       </w:r>
-      <w:hyperlink r:id="rId146">
-        <w:r>
-          <w:rPr>
-            <w:lang w:val="zh_TW" w:bidi="zh_TW"/>
-          </w:rPr>
-          <w:rPr>
-            <w:color w:val="0000EE"/>
-            <w:u w:val="single"/>
-          </w:rPr>
-          <w:t>太7:15–20，</w:t>
-        </w:r>
-      </w:hyperlink>
-      <w:hyperlink r:id="rId147">
-        <w:r>
-          <w:rPr>
-            <w:lang w:val="zh_TW" w:bidi="zh_TW"/>
-          </w:rPr>
-          <w:rPr>
-            <w:color w:val="0000EE"/>
-            <w:u w:val="single"/>
-          </w:rPr>
-          <w:t>12:33–37，</w:t>
-        </w:r>
-      </w:hyperlink>
-      <w:hyperlink r:id="rId148">
-        <w:r>
-          <w:rPr>
-            <w:lang w:val="zh_TW" w:bidi="zh_TW"/>
-          </w:rPr>
-          <w:rPr>
-            <w:color w:val="0000EE"/>
-            <w:u w:val="single"/>
-          </w:rPr>
-          <w:t>15:15–20</w:t>
-        </w:r>
-      </w:hyperlink>
+      <w:r>
+        <w:rPr>
+          <w:lang w:val="zh_TW" w:bidi="zh_TW"/>
+        </w:rPr>
+        <w:t>太7:15–20，</w:t>
+      </w:r>
+      <w:r>
+        <w:rPr>
+          <w:lang w:val="zh_TW" w:bidi="zh_TW"/>
+        </w:rPr>
+        <w:t>12:33–37，</w:t>
+      </w:r>
+      <w:r>
+        <w:rPr>
+          <w:lang w:val="zh_TW" w:bidi="zh_TW"/>
+        </w:rPr>
+        <w:t>15:15–20</w:t>
+      </w:r>
       <w:r>
         <w:rPr>
           <w:lang w:val="zh_TW" w:bidi="zh_TW"/>
@@ -4163,126 +3179,72 @@
         </w:rPr>
         <w:t>綿羊和山羊的比喻，顯明信心與行動之間密切的關係。信心、行為與神最終認可之間的連結，是耶穌教導中的一個重要主題（例如，</w:t>
       </w:r>
-      <w:hyperlink r:id="rId149">
-        <w:r>
-          <w:rPr>
-            <w:lang w:val="zh_TW" w:bidi="zh_TW"/>
-          </w:rPr>
-          <w:rPr>
-            <w:color w:val="0000EE"/>
-            <w:u w:val="single"/>
-          </w:rPr>
-          <w:t>太7:13–27，</w:t>
-        </w:r>
-      </w:hyperlink>
-      <w:hyperlink r:id="rId150">
-        <w:r>
-          <w:rPr>
-            <w:lang w:val="zh_TW" w:bidi="zh_TW"/>
-          </w:rPr>
-          <w:rPr>
-            <w:color w:val="0000EE"/>
-            <w:u w:val="single"/>
-          </w:rPr>
-          <w:t>13:3–9、</w:t>
-        </w:r>
-      </w:hyperlink>
-      <w:hyperlink r:id="rId151">
-        <w:r>
-          <w:rPr>
-            <w:lang w:val="zh_TW" w:bidi="zh_TW"/>
-          </w:rPr>
-          <w:rPr>
-            <w:color w:val="0000EE"/>
-            <w:u w:val="single"/>
-          </w:rPr>
-          <w:t>18–23，</w:t>
-        </w:r>
-      </w:hyperlink>
-      <w:hyperlink r:id="rId152">
-        <w:r>
-          <w:rPr>
-            <w:lang w:val="zh_TW" w:bidi="zh_TW"/>
-          </w:rPr>
-          <w:rPr>
-            <w:color w:val="0000EE"/>
-            <w:u w:val="single"/>
-          </w:rPr>
-          <w:t>16:27</w:t>
-        </w:r>
-      </w:hyperlink>
+      <w:r>
+        <w:rPr>
+          <w:lang w:val="zh_TW" w:bidi="zh_TW"/>
+        </w:rPr>
+        <w:t>太7:13–27，</w:t>
+      </w:r>
+      <w:r>
+        <w:rPr>
+          <w:lang w:val="zh_TW" w:bidi="zh_TW"/>
+        </w:rPr>
+        <w:t>13:3–9、</w:t>
+      </w:r>
+      <w:r>
+        <w:rPr>
+          <w:lang w:val="zh_TW" w:bidi="zh_TW"/>
+        </w:rPr>
+        <w:t>18–23，</w:t>
+      </w:r>
+      <w:r>
+        <w:rPr>
+          <w:lang w:val="zh_TW" w:bidi="zh_TW"/>
+        </w:rPr>
+        <w:t>16:27</w:t>
+      </w:r>
       <w:r>
         <w:rPr>
           <w:lang w:val="zh_TW" w:bidi="zh_TW"/>
         </w:rPr>
         <w:t>）。對耶穌而言，行動清楚表明一個人是否有真正的信心，而這種信心始於悔改。悔改是心思與意念的改變，使人停止犯罪、更順從神（</w:t>
       </w:r>
-      <w:hyperlink r:id="rId153">
-        <w:r>
-          <w:rPr>
-            <w:lang w:val="zh_TW" w:bidi="zh_TW"/>
-          </w:rPr>
-          <w:rPr>
-            <w:color w:val="0000EE"/>
-            <w:u w:val="single"/>
-          </w:rPr>
-          <w:t>太4:17</w:t>
-        </w:r>
-      </w:hyperlink>
+      <w:r>
+        <w:rPr>
+          <w:lang w:val="zh_TW" w:bidi="zh_TW"/>
+        </w:rPr>
+        <w:t>太4:17</w:t>
+      </w:r>
       <w:r>
         <w:rPr>
           <w:lang w:val="zh_TW" w:bidi="zh_TW"/>
         </w:rPr>
         <w:t>；另見</w:t>
       </w:r>
-      <w:hyperlink r:id="rId154">
-        <w:r>
-          <w:rPr>
-            <w:lang w:val="zh_TW" w:bidi="zh_TW"/>
-          </w:rPr>
-          <w:rPr>
-            <w:color w:val="0000EE"/>
-            <w:u w:val="single"/>
-          </w:rPr>
-          <w:t>3:2、</w:t>
-        </w:r>
-      </w:hyperlink>
-      <w:hyperlink r:id="rId155">
-        <w:r>
-          <w:rPr>
-            <w:lang w:val="zh_TW" w:bidi="zh_TW"/>
-          </w:rPr>
-          <w:rPr>
-            <w:color w:val="0000EE"/>
-            <w:u w:val="single"/>
-          </w:rPr>
-          <w:t>8–10，</w:t>
-        </w:r>
-      </w:hyperlink>
-      <w:hyperlink r:id="rId156">
-        <w:r>
-          <w:rPr>
-            <w:lang w:val="zh_TW" w:bidi="zh_TW"/>
-          </w:rPr>
-          <w:rPr>
-            <w:color w:val="0000EE"/>
-            <w:u w:val="single"/>
-          </w:rPr>
-          <w:t>11:20–24，</w:t>
-        </w:r>
-      </w:hyperlink>
-      <w:hyperlink r:id="rId157">
-        <w:r>
-          <w:rPr>
-            <w:lang w:val="zh_TW" w:bidi="zh_TW"/>
-          </w:rPr>
-          <w:rPr>
-            <w:color w:val="0000EE"/>
-            <w:u w:val="single"/>
-          </w:rPr>
-          <w:t>12:38–42</w:t>
-        </w:r>
-      </w:hyperlink>
+      <w:r>
+        <w:rPr>
+          <w:lang w:val="zh_TW" w:bidi="zh_TW"/>
+        </w:rPr>
+        <w:t>3:2、</w:t>
+      </w:r>
+      <w:r>
+        <w:rPr>
+          <w:lang w:val="zh_TW" w:bidi="zh_TW"/>
+        </w:rPr>
+        <w:t>8–10，</w:t>
+      </w:r>
+      <w:r>
+        <w:rPr>
+          <w:lang w:val="zh_TW" w:bidi="zh_TW"/>
+        </w:rPr>
+        <w:t>11:20–24，</w:t>
+      </w:r>
+      <w:r>
+        <w:rPr>
+          <w:lang w:val="zh_TW" w:bidi="zh_TW"/>
+        </w:rPr>
+        <w:t>12:38–42</w:t>
+      </w:r>
       <w:r>
         <w:rPr>
           <w:lang w:val="zh_TW" w:bidi="zh_TW"/>
@@ -4303,192 +3265,120 @@
         </w:rPr>
         <w:t>有些人誤解「因神的恩典得救」的意思，導致信心與行為之間的錯誤割裂。救恩不是靠行為得來，但也包含行為的果子（見</w:t>
       </w:r>
-      <w:hyperlink r:id="rId105">
-        <w:r>
-          <w:rPr>
-            <w:lang w:val="zh_TW" w:bidi="zh_TW"/>
-          </w:rPr>
-          <w:rPr>
-            <w:color w:val="0000EE"/>
-            <w:u w:val="single"/>
-          </w:rPr>
-          <w:t>加5:6</w:t>
-        </w:r>
-      </w:hyperlink>
+      <w:r>
+        <w:rPr>
+          <w:lang w:val="zh_TW" w:bidi="zh_TW"/>
+        </w:rPr>
+        <w:t>加5:6</w:t>
+      </w:r>
       <w:r>
         <w:rPr>
           <w:lang w:val="zh_TW" w:bidi="zh_TW"/>
         </w:rPr>
         <w:t>、</w:t>
       </w:r>
-      <w:hyperlink r:id="rId158">
-        <w:r>
-          <w:rPr>
-            <w:lang w:val="zh_TW" w:bidi="zh_TW"/>
-          </w:rPr>
-          <w:rPr>
-            <w:color w:val="0000EE"/>
-            <w:u w:val="single"/>
-          </w:rPr>
-          <w:t>21</w:t>
-        </w:r>
-      </w:hyperlink>
+      <w:r>
+        <w:rPr>
+          <w:lang w:val="zh_TW" w:bidi="zh_TW"/>
+        </w:rPr>
+        <w:t>21</w:t>
+      </w:r>
       <w:r>
         <w:rPr>
           <w:lang w:val="zh_TW" w:bidi="zh_TW"/>
         </w:rPr>
         <w:t>；</w:t>
       </w:r>
-      <w:hyperlink r:id="rId159">
-        <w:r>
-          <w:rPr>
-            <w:lang w:val="zh_TW" w:bidi="zh_TW"/>
-          </w:rPr>
-          <w:rPr>
-            <w:color w:val="0000EE"/>
-            <w:u w:val="single"/>
-          </w:rPr>
-          <w:t>弗2:10，</w:t>
-        </w:r>
-      </w:hyperlink>
-      <w:hyperlink r:id="rId160">
-        <w:r>
-          <w:rPr>
-            <w:lang w:val="zh_TW" w:bidi="zh_TW"/>
-          </w:rPr>
-          <w:rPr>
-            <w:color w:val="0000EE"/>
-            <w:u w:val="single"/>
-          </w:rPr>
-          <w:t>5:5</w:t>
-        </w:r>
-      </w:hyperlink>
+      <w:r>
+        <w:rPr>
+          <w:lang w:val="zh_TW" w:bidi="zh_TW"/>
+        </w:rPr>
+        <w:t>弗2:10，</w:t>
+      </w:r>
+      <w:r>
+        <w:rPr>
+          <w:lang w:val="zh_TW" w:bidi="zh_TW"/>
+        </w:rPr>
+        <w:t>5:5</w:t>
+      </w:r>
       <w:r>
         <w:rPr>
           <w:lang w:val="zh_TW" w:bidi="zh_TW"/>
         </w:rPr>
         <w:t>；</w:t>
       </w:r>
-      <w:hyperlink r:id="rId161">
-        <w:r>
-          <w:rPr>
-            <w:lang w:val="zh_TW" w:bidi="zh_TW"/>
-          </w:rPr>
-          <w:rPr>
-            <w:color w:val="0000EE"/>
-            <w:u w:val="single"/>
-          </w:rPr>
-          <w:t>約一1:5–10</w:t>
-        </w:r>
-      </w:hyperlink>
+      <w:r>
+        <w:rPr>
+          <w:lang w:val="zh_TW" w:bidi="zh_TW"/>
+        </w:rPr>
+        <w:t>約一1:5–10</w:t>
+      </w:r>
       <w:r>
         <w:rPr>
           <w:lang w:val="zh_TW" w:bidi="zh_TW"/>
         </w:rPr>
         <w:t>；</w:t>
       </w:r>
-      <w:hyperlink r:id="rId162">
-        <w:r>
-          <w:rPr>
-            <w:lang w:val="zh_TW" w:bidi="zh_TW"/>
-          </w:rPr>
-          <w:rPr>
-            <w:color w:val="0000EE"/>
-            <w:u w:val="single"/>
-          </w:rPr>
-          <w:t>啟21:8</w:t>
-        </w:r>
-      </w:hyperlink>
+      <w:r>
+        <w:rPr>
+          <w:lang w:val="zh_TW" w:bidi="zh_TW"/>
+        </w:rPr>
+        <w:t>啟21:8</w:t>
+      </w:r>
       <w:r>
         <w:rPr>
           <w:lang w:val="zh_TW" w:bidi="zh_TW"/>
         </w:rPr>
         <w:t>）。耶穌應許，那些遵行神旨意的人必蒙賜福，並得著獎賞（</w:t>
       </w:r>
-      <w:hyperlink r:id="rId163">
-        <w:r>
-          <w:rPr>
-            <w:lang w:val="zh_TW" w:bidi="zh_TW"/>
-          </w:rPr>
-          <w:rPr>
-            <w:color w:val="0000EE"/>
-            <w:u w:val="single"/>
-          </w:rPr>
-          <w:t>太5:3–12</w:t>
-        </w:r>
-      </w:hyperlink>
+      <w:r>
+        <w:rPr>
+          <w:lang w:val="zh_TW" w:bidi="zh_TW"/>
+        </w:rPr>
+        <w:t>太5:3–12</w:t>
+      </w:r>
       <w:r>
         <w:rPr>
           <w:lang w:val="zh_TW" w:bidi="zh_TW"/>
         </w:rPr>
         <w:t>）。因此，義行對於那些想「進天國」的人來說，是不可或缺的（</w:t>
       </w:r>
-      <w:hyperlink r:id="rId164">
-        <w:r>
-          <w:rPr>
-            <w:lang w:val="zh_TW" w:bidi="zh_TW"/>
-          </w:rPr>
-          <w:rPr>
-            <w:color w:val="0000EE"/>
-            <w:u w:val="single"/>
-          </w:rPr>
-          <w:t>5:20–48，</w:t>
-        </w:r>
-      </w:hyperlink>
-      <w:hyperlink r:id="rId165">
-        <w:r>
-          <w:rPr>
-            <w:lang w:val="zh_TW" w:bidi="zh_TW"/>
-          </w:rPr>
-          <w:rPr>
-            <w:color w:val="0000EE"/>
-            <w:u w:val="single"/>
-          </w:rPr>
-          <w:t>7:21，</w:t>
-        </w:r>
-      </w:hyperlink>
-      <w:hyperlink r:id="rId166">
-        <w:r>
-          <w:rPr>
-            <w:lang w:val="zh_TW" w:bidi="zh_TW"/>
-          </w:rPr>
-          <w:rPr>
-            <w:color w:val="0000EE"/>
-            <w:u w:val="single"/>
-          </w:rPr>
-          <w:t>22:11–14，</w:t>
-        </w:r>
-      </w:hyperlink>
-      <w:hyperlink r:id="rId167">
-        <w:r>
-          <w:rPr>
-            <w:lang w:val="zh_TW" w:bidi="zh_TW"/>
-          </w:rPr>
-          <w:rPr>
-            <w:color w:val="0000EE"/>
-            <w:u w:val="single"/>
-          </w:rPr>
-          <w:t>23:3</w:t>
-        </w:r>
-      </w:hyperlink>
+      <w:r>
+        <w:rPr>
+          <w:lang w:val="zh_TW" w:bidi="zh_TW"/>
+        </w:rPr>
+        <w:t>5:20–48，</w:t>
+      </w:r>
+      <w:r>
+        <w:rPr>
+          <w:lang w:val="zh_TW" w:bidi="zh_TW"/>
+        </w:rPr>
+        <w:t>7:21，</w:t>
+      </w:r>
+      <w:r>
+        <w:rPr>
+          <w:lang w:val="zh_TW" w:bidi="zh_TW"/>
+        </w:rPr>
+        <w:t>22:11–14，</w:t>
+      </w:r>
+      <w:r>
+        <w:rPr>
+          <w:lang w:val="zh_TW" w:bidi="zh_TW"/>
+        </w:rPr>
+        <w:t>23:3</w:t>
+      </w:r>
       <w:r>
         <w:rPr>
           <w:lang w:val="zh_TW" w:bidi="zh_TW"/>
         </w:rPr>
         <w:t>）。若信心沒有產生行為，那就不是能救人的信心（</w:t>
       </w:r>
-      <w:hyperlink r:id="rId168">
-        <w:r>
-          <w:rPr>
-            <w:lang w:val="zh_TW" w:bidi="zh_TW"/>
-          </w:rPr>
-          <w:rPr>
-            <w:color w:val="0000EE"/>
-            <w:u w:val="single"/>
-          </w:rPr>
-          <w:t>雅2:14–26</w:t>
-        </w:r>
-      </w:hyperlink>
+      <w:r>
+        <w:rPr>
+          <w:lang w:val="zh_TW" w:bidi="zh_TW"/>
+        </w:rPr>
+        <w:t>雅2:14–26</w:t>
+      </w:r>
       <w:r>
         <w:rPr>
           <w:lang w:val="zh_TW" w:bidi="zh_TW"/>
@@ -4509,144 +3399,90 @@
         </w:rPr>
         <w:t>使徒雅各強調人要忠心於神，並指出善行能表明一個人是否有真實的信心（</w:t>
       </w:r>
-      <w:hyperlink r:id="rId168">
-        <w:r>
-          <w:rPr>
-            <w:lang w:val="zh_TW" w:bidi="zh_TW"/>
-          </w:rPr>
-          <w:rPr>
-            <w:color w:val="0000EE"/>
-            <w:u w:val="single"/>
-          </w:rPr>
-          <w:t>2:14–26</w:t>
-        </w:r>
-      </w:hyperlink>
+      <w:r>
+        <w:rPr>
+          <w:lang w:val="zh_TW" w:bidi="zh_TW"/>
+        </w:rPr>
+        <w:t>2:14–26</w:t>
+      </w:r>
       <w:r>
         <w:rPr>
           <w:lang w:val="zh_TW" w:bidi="zh_TW"/>
         </w:rPr>
         <w:t>）。與神的關係不能只建立在相信某個正確的道理（</w:t>
       </w:r>
-      <w:hyperlink r:id="rId169">
-        <w:r>
-          <w:rPr>
-            <w:lang w:val="zh_TW" w:bidi="zh_TW"/>
-          </w:rPr>
-          <w:rPr>
-            <w:color w:val="0000EE"/>
-            <w:u w:val="single"/>
-          </w:rPr>
-          <w:t>2:19</w:t>
-        </w:r>
-      </w:hyperlink>
+      <w:r>
+        <w:rPr>
+          <w:lang w:val="zh_TW" w:bidi="zh_TW"/>
+        </w:rPr>
+        <w:t>2:19</w:t>
+      </w:r>
       <w:r>
         <w:rPr>
           <w:lang w:val="zh_TW" w:bidi="zh_TW"/>
         </w:rPr>
         <w:t>）。真正的信心必然會帶來行動（</w:t>
       </w:r>
-      <w:hyperlink r:id="rId170">
-        <w:r>
-          <w:rPr>
-            <w:lang w:val="zh_TW" w:bidi="zh_TW"/>
-          </w:rPr>
-          <w:rPr>
-            <w:color w:val="0000EE"/>
-            <w:u w:val="single"/>
-          </w:rPr>
-          <w:t>1:22–25，</w:t>
-        </w:r>
-      </w:hyperlink>
-      <w:hyperlink r:id="rId171">
-        <w:r>
-          <w:rPr>
-            <w:lang w:val="zh_TW" w:bidi="zh_TW"/>
-          </w:rPr>
-          <w:rPr>
-            <w:color w:val="0000EE"/>
-            <w:u w:val="single"/>
-          </w:rPr>
-          <w:t>2:14</w:t>
-        </w:r>
-      </w:hyperlink>
+      <w:r>
+        <w:rPr>
+          <w:lang w:val="zh_TW" w:bidi="zh_TW"/>
+        </w:rPr>
+        <w:t>1:22–25，</w:t>
+      </w:r>
+      <w:r>
+        <w:rPr>
+          <w:lang w:val="zh_TW" w:bidi="zh_TW"/>
+        </w:rPr>
+        <w:t>2:14</w:t>
+      </w:r>
       <w:r>
         <w:rPr>
           <w:lang w:val="zh_TW" w:bidi="zh_TW"/>
         </w:rPr>
         <w:t>）。忠心的行為反映出神的本性，因為神樂意將各樣美善的恩賜賞賜給人（</w:t>
       </w:r>
-      <w:hyperlink r:id="rId172">
-        <w:r>
-          <w:rPr>
-            <w:lang w:val="zh_TW" w:bidi="zh_TW"/>
-          </w:rPr>
-          <w:rPr>
-            <w:color w:val="0000EE"/>
-            <w:u w:val="single"/>
-          </w:rPr>
-          <w:t>1:5、</w:t>
-        </w:r>
-      </w:hyperlink>
-      <w:hyperlink r:id="rId173">
-        <w:r>
-          <w:rPr>
-            <w:lang w:val="zh_TW" w:bidi="zh_TW"/>
-          </w:rPr>
-          <w:rPr>
-            <w:color w:val="0000EE"/>
-            <w:u w:val="single"/>
-          </w:rPr>
-          <w:t>17，</w:t>
-        </w:r>
-      </w:hyperlink>
-      <w:hyperlink r:id="rId174">
-        <w:r>
-          <w:rPr>
-            <w:lang w:val="zh_TW" w:bidi="zh_TW"/>
-          </w:rPr>
-          <w:rPr>
-            <w:color w:val="0000EE"/>
-            <w:u w:val="single"/>
-          </w:rPr>
-          <w:t>4:6</w:t>
-        </w:r>
-      </w:hyperlink>
+      <w:r>
+        <w:rPr>
+          <w:lang w:val="zh_TW" w:bidi="zh_TW"/>
+        </w:rPr>
+        <w:t>1:5、</w:t>
+      </w:r>
+      <w:r>
+        <w:rPr>
+          <w:lang w:val="zh_TW" w:bidi="zh_TW"/>
+        </w:rPr>
+        <w:t>17，</w:t>
+      </w:r>
+      <w:r>
+        <w:rPr>
+          <w:lang w:val="zh_TW" w:bidi="zh_TW"/>
+        </w:rPr>
+        <w:t>4:6</w:t>
+      </w:r>
       <w:r>
         <w:rPr>
           <w:lang w:val="zh_TW" w:bidi="zh_TW"/>
         </w:rPr>
         <w:t>）。信心與善行不可分割。像亞伯拉罕一樣，善行證明一個人對神有完全的信靠，也因此被神看為義（</w:t>
       </w:r>
-      <w:hyperlink r:id="rId175">
-        <w:r>
-          <w:rPr>
-            <w:lang w:val="zh_TW" w:bidi="zh_TW"/>
-          </w:rPr>
-          <w:rPr>
-            <w:color w:val="0000EE"/>
-            <w:u w:val="single"/>
-          </w:rPr>
-          <w:t>2:23</w:t>
-        </w:r>
-      </w:hyperlink>
+      <w:r>
+        <w:rPr>
+          <w:lang w:val="zh_TW" w:bidi="zh_TW"/>
+        </w:rPr>
+        <w:t>2:23</w:t>
+      </w:r>
       <w:r>
         <w:rPr>
           <w:lang w:val="zh_TW" w:bidi="zh_TW"/>
         </w:rPr>
         <w:t>；見</w:t>
       </w:r>
-      <w:hyperlink r:id="rId176">
-        <w:r>
-          <w:rPr>
-            <w:lang w:val="zh_TW" w:bidi="zh_TW"/>
-          </w:rPr>
-          <w:rPr>
-            <w:color w:val="0000EE"/>
-            <w:u w:val="single"/>
-          </w:rPr>
-          <w:t>創15:6</w:t>
-        </w:r>
-      </w:hyperlink>
+      <w:r>
+        <w:rPr>
+          <w:lang w:val="zh_TW" w:bidi="zh_TW"/>
+        </w:rPr>
+        <w:t>創15:6</w:t>
+      </w:r>
       <w:r>
         <w:rPr>
           <w:lang w:val="zh_TW" w:bidi="zh_TW"/>
@@ -4667,108 +3503,72 @@
         </w:rPr>
         <w:t>耶穌的教導與榜樣也清楚表明，信心必須伴隨行善（見</w:t>
       </w:r>
-      <w:hyperlink r:id="rId177">
-        <w:r>
-          <w:rPr>
-            <w:lang w:val="zh_TW" w:bidi="zh_TW"/>
-          </w:rPr>
-          <w:rPr>
-            <w:color w:val="0000EE"/>
-            <w:u w:val="single"/>
-          </w:rPr>
-          <w:t>太5:13–16</w:t>
-        </w:r>
-      </w:hyperlink>
+      <w:r>
+        <w:rPr>
+          <w:lang w:val="zh_TW" w:bidi="zh_TW"/>
+        </w:rPr>
+        <w:t>太5:13–16</w:t>
+      </w:r>
       <w:r>
         <w:rPr>
           <w:lang w:val="zh_TW" w:bidi="zh_TW"/>
         </w:rPr>
         <w:t>）。保羅也強調善行的重要性（</w:t>
       </w:r>
-      <w:hyperlink r:id="rId178">
-        <w:r>
-          <w:rPr>
-            <w:lang w:val="zh_TW" w:bidi="zh_TW"/>
-          </w:rPr>
-          <w:rPr>
-            <w:color w:val="0000EE"/>
-            <w:u w:val="single"/>
-          </w:rPr>
-          <w:t>羅2:6</w:t>
-        </w:r>
-      </w:hyperlink>
+      <w:r>
+        <w:rPr>
+          <w:lang w:val="zh_TW" w:bidi="zh_TW"/>
+        </w:rPr>
+        <w:t>羅2:6</w:t>
+      </w:r>
       <w:r>
         <w:rPr>
           <w:lang w:val="zh_TW" w:bidi="zh_TW"/>
         </w:rPr>
         <w:t>；</w:t>
       </w:r>
-      <w:hyperlink r:id="rId179">
-        <w:r>
-          <w:rPr>
-            <w:lang w:val="zh_TW" w:bidi="zh_TW"/>
-          </w:rPr>
-          <w:rPr>
-            <w:color w:val="0000EE"/>
-            <w:u w:val="single"/>
-          </w:rPr>
-          <w:t>加6:5–10</w:t>
-        </w:r>
-      </w:hyperlink>
+      <w:r>
+        <w:rPr>
+          <w:lang w:val="zh_TW" w:bidi="zh_TW"/>
+        </w:rPr>
+        <w:t>加6:5–10</w:t>
+      </w:r>
       <w:r>
         <w:rPr>
           <w:lang w:val="zh_TW" w:bidi="zh_TW"/>
         </w:rPr>
         <w:t>；</w:t>
       </w:r>
-      <w:hyperlink r:id="rId159">
-        <w:r>
-          <w:rPr>
-            <w:lang w:val="zh_TW" w:bidi="zh_TW"/>
-          </w:rPr>
-          <w:rPr>
-            <w:color w:val="0000EE"/>
-            <w:u w:val="single"/>
-          </w:rPr>
-          <w:t>弗2:10</w:t>
-        </w:r>
-      </w:hyperlink>
+      <w:r>
+        <w:rPr>
+          <w:lang w:val="zh_TW" w:bidi="zh_TW"/>
+        </w:rPr>
+        <w:t>弗2:10</w:t>
+      </w:r>
       <w:r>
         <w:rPr>
           <w:lang w:val="zh_TW" w:bidi="zh_TW"/>
         </w:rPr>
         <w:t>；</w:t>
       </w:r>
-      <w:hyperlink r:id="rId180">
-        <w:r>
-          <w:rPr>
-            <w:lang w:val="zh_TW" w:bidi="zh_TW"/>
-          </w:rPr>
-          <w:rPr>
-            <w:color w:val="0000EE"/>
-            <w:u w:val="single"/>
-          </w:rPr>
-          <w:t>腓2:12–13</w:t>
-        </w:r>
-      </w:hyperlink>
+      <w:r>
+        <w:rPr>
+          <w:lang w:val="zh_TW" w:bidi="zh_TW"/>
+        </w:rPr>
+        <w:t>腓2:12–13</w:t>
+      </w:r>
       <w:r>
         <w:rPr>
           <w:lang w:val="zh_TW" w:bidi="zh_TW"/>
         </w:rPr>
         <w:t>；</w:t>
       </w:r>
-      <w:hyperlink r:id="rId181">
-        <w:r>
-          <w:rPr>
-            <w:lang w:val="zh_TW" w:bidi="zh_TW"/>
-          </w:rPr>
-          <w:rPr>
-            <w:color w:val="0000EE"/>
-            <w:u w:val="single"/>
-          </w:rPr>
-          <w:t>帖前1:3</w:t>
-        </w:r>
-      </w:hyperlink>
+      <w:r>
+        <w:rPr>
+          <w:lang w:val="zh_TW" w:bidi="zh_TW"/>
+        </w:rPr>
+        <w:t>帖前1:3</w:t>
+      </w:r>
       <w:r>
         <w:rPr>
           <w:lang w:val="zh_TW" w:bidi="zh_TW"/>
@@ -4807,18 +3607,12 @@
         </w:rPr>
         <w:t>照顧孤兒和寡婦（</w:t>
       </w:r>
-      <w:hyperlink r:id="rId182">
-        <w:r>
-          <w:rPr>
-            <w:lang w:val="zh_TW" w:bidi="zh_TW"/>
-          </w:rPr>
-          <w:rPr>
-            <w:color w:val="0000EE"/>
-            <w:u w:val="single"/>
-          </w:rPr>
-          <w:t>1:27</w:t>
-        </w:r>
-      </w:hyperlink>
+      <w:r>
+        <w:rPr>
+          <w:lang w:val="zh_TW" w:bidi="zh_TW"/>
+        </w:rPr>
+        <w:t>1:27</w:t>
+      </w:r>
       <w:r>
         <w:rPr>
           <w:lang w:val="zh_TW" w:bidi="zh_TW"/>
@@ -4843,18 +3637,12 @@
         </w:rPr>
         <w:t>不偏待富人（</w:t>
       </w:r>
-      <w:hyperlink r:id="rId183">
-        <w:r>
-          <w:rPr>
-            <w:lang w:val="zh_TW" w:bidi="zh_TW"/>
-          </w:rPr>
-          <w:rPr>
-            <w:color w:val="0000EE"/>
-            <w:u w:val="single"/>
-          </w:rPr>
-          <w:t>2:1–7</w:t>
-        </w:r>
-      </w:hyperlink>
+      <w:r>
+        <w:rPr>
+          <w:lang w:val="zh_TW" w:bidi="zh_TW"/>
+        </w:rPr>
+        <w:t>2:1–7</w:t>
+      </w:r>
       <w:r>
         <w:rPr>
           <w:lang w:val="zh_TW" w:bidi="zh_TW"/>
@@ -4879,18 +3667,12 @@
         </w:rPr>
         <w:t>供應貧窮人的衣食（</w:t>
       </w:r>
-      <w:hyperlink r:id="rId184">
-        <w:r>
-          <w:rPr>
-            <w:lang w:val="zh_TW" w:bidi="zh_TW"/>
-          </w:rPr>
-          <w:rPr>
-            <w:color w:val="0000EE"/>
-            <w:u w:val="single"/>
-          </w:rPr>
-          <w:t>2:15–17</w:t>
-        </w:r>
-      </w:hyperlink>
+      <w:r>
+        <w:rPr>
+          <w:lang w:val="zh_TW" w:bidi="zh_TW"/>
+        </w:rPr>
+        <w:t>2:15–17</w:t>
+      </w:r>
       <w:r>
         <w:rPr>
           <w:lang w:val="zh_TW" w:bidi="zh_TW"/>
@@ -4915,18 +3697,12 @@
         </w:rPr>
         <w:t>管束自己的言語（</w:t>
       </w:r>
-      <w:hyperlink r:id="rId185">
-        <w:r>
-          <w:rPr>
-            <w:lang w:val="zh_TW" w:bidi="zh_TW"/>
-          </w:rPr>
-          <w:rPr>
-            <w:color w:val="0000EE"/>
-            <w:u w:val="single"/>
-          </w:rPr>
-          <w:t>3:1–12</w:t>
-        </w:r>
-      </w:hyperlink>
+      <w:r>
+        <w:rPr>
+          <w:lang w:val="zh_TW" w:bidi="zh_TW"/>
+        </w:rPr>
+        <w:t>3:1–12</w:t>
+      </w:r>
       <w:r>
         <w:rPr>
           <w:lang w:val="zh_TW" w:bidi="zh_TW"/>
@@ -4951,18 +3727,12 @@
         </w:rPr>
         <w:t>促進和平 （</w:t>
       </w:r>
-      <w:hyperlink r:id="rId186">
-        <w:r>
-          <w:rPr>
-            <w:lang w:val="zh_TW" w:bidi="zh_TW"/>
-          </w:rPr>
-          <w:rPr>
-            <w:color w:val="0000EE"/>
-            <w:u w:val="single"/>
-          </w:rPr>
-          <w:t>3:17–18</w:t>
-        </w:r>
-      </w:hyperlink>
+      <w:r>
+        <w:rPr>
+          <w:lang w:val="zh_TW" w:bidi="zh_TW"/>
+        </w:rPr>
+        <w:t>3:17–18</w:t>
+      </w:r>
       <w:r>
         <w:rPr>
           <w:lang w:val="zh_TW" w:bidi="zh_TW"/>
@@ -4987,18 +3757,12 @@
         </w:rPr>
         <w:t>不論斷他人（</w:t>
       </w:r>
-      <w:hyperlink r:id="rId187">
-        <w:r>
-          <w:rPr>
-            <w:lang w:val="zh_TW" w:bidi="zh_TW"/>
-          </w:rPr>
-          <w:rPr>
-            <w:color w:val="0000EE"/>
-            <w:u w:val="single"/>
-          </w:rPr>
-          <w:t>4:11–12</w:t>
-        </w:r>
-      </w:hyperlink>
+      <w:r>
+        <w:rPr>
+          <w:lang w:val="zh_TW" w:bidi="zh_TW"/>
+        </w:rPr>
+        <w:t>4:11–12</w:t>
+      </w:r>
       <w:r>
         <w:rPr>
           <w:lang w:val="zh_TW" w:bidi="zh_TW"/>
@@ -5019,18 +3783,12 @@
         </w:rPr>
         <w:t>這些行動正是「使人生發仁愛的信心」（</w:t>
       </w:r>
-      <w:hyperlink r:id="rId105">
-        <w:r>
-          <w:rPr>
-            <w:lang w:val="zh_TW" w:bidi="zh_TW"/>
-          </w:rPr>
-          <w:rPr>
-            <w:color w:val="0000EE"/>
-            <w:u w:val="single"/>
-          </w:rPr>
-          <w:t>加5:6</w:t>
-        </w:r>
-      </w:hyperlink>
+      <w:r>
+        <w:rPr>
+          <w:lang w:val="zh_TW" w:bidi="zh_TW"/>
+        </w:rPr>
+        <w:t>加5:6</w:t>
+      </w:r>
       <w:r>
         <w:rPr>
           <w:lang w:val="zh_TW" w:bidi="zh_TW"/>
@@ -5060,462 +3818,282 @@
           <w:lang w:val="zh_TW" w:bidi="zh_TW"/>
         </w:rPr>
       </w:r>
-      <w:hyperlink r:id="rId188">
-        <w:r>
-          <w:rPr>
-            <w:lang w:val="zh_TW" w:bidi="zh_TW"/>
-          </w:rPr>
-          <w:rPr>
-            <w:color w:val="0000EE"/>
-            <w:u w:val="single"/>
-          </w:rPr>
-          <w:t>創17:1，</w:t>
-        </w:r>
-      </w:hyperlink>
-      <w:hyperlink r:id="rId189">
-        <w:r>
-          <w:rPr>
-            <w:lang w:val="zh_TW" w:bidi="zh_TW"/>
-          </w:rPr>
-          <w:rPr>
-            <w:color w:val="0000EE"/>
-            <w:u w:val="single"/>
-          </w:rPr>
-          <w:t>22:1–19</w:t>
-        </w:r>
-      </w:hyperlink>
+      <w:r>
+        <w:rPr>
+          <w:lang w:val="zh_TW" w:bidi="zh_TW"/>
+        </w:rPr>
+        <w:t>創17:1，</w:t>
+      </w:r>
+      <w:r>
+        <w:rPr>
+          <w:lang w:val="zh_TW" w:bidi="zh_TW"/>
+        </w:rPr>
+        <w:t>22:1–19</w:t>
+      </w:r>
       <w:r>
         <w:rPr>
           <w:lang w:val="zh_TW" w:bidi="zh_TW"/>
         </w:rPr>
         <w:t>；</w:t>
       </w:r>
-      <w:hyperlink r:id="rId190">
-        <w:r>
-          <w:rPr>
-            <w:lang w:val="zh_TW" w:bidi="zh_TW"/>
-          </w:rPr>
-          <w:rPr>
-            <w:color w:val="0000EE"/>
-            <w:u w:val="single"/>
-          </w:rPr>
-          <w:t>利22:31</w:t>
-        </w:r>
-      </w:hyperlink>
+      <w:r>
+        <w:rPr>
+          <w:lang w:val="zh_TW" w:bidi="zh_TW"/>
+        </w:rPr>
+        <w:t>利22:31</w:t>
+      </w:r>
       <w:r>
         <w:rPr>
           <w:lang w:val="zh_TW" w:bidi="zh_TW"/>
         </w:rPr>
         <w:t>；</w:t>
       </w:r>
-      <w:hyperlink r:id="rId191">
-        <w:r>
-          <w:rPr>
-            <w:lang w:val="zh_TW" w:bidi="zh_TW"/>
-          </w:rPr>
-          <w:rPr>
-            <w:color w:val="0000EE"/>
-            <w:u w:val="single"/>
-          </w:rPr>
-          <w:t>哈2:4</w:t>
-        </w:r>
-      </w:hyperlink>
+      <w:r>
+        <w:rPr>
+          <w:lang w:val="zh_TW" w:bidi="zh_TW"/>
+        </w:rPr>
+        <w:t>哈2:4</w:t>
+      </w:r>
       <w:r>
         <w:rPr>
           <w:lang w:val="zh_TW" w:bidi="zh_TW"/>
         </w:rPr>
         <w:t>；</w:t>
       </w:r>
-      <w:hyperlink r:id="rId154">
-        <w:r>
-          <w:rPr>
-            <w:lang w:val="zh_TW" w:bidi="zh_TW"/>
-          </w:rPr>
-          <w:rPr>
-            <w:color w:val="0000EE"/>
-            <w:u w:val="single"/>
-          </w:rPr>
-          <w:t>太3:2</w:t>
-        </w:r>
-      </w:hyperlink>
+      <w:r>
+        <w:rPr>
+          <w:lang w:val="zh_TW" w:bidi="zh_TW"/>
+        </w:rPr>
+        <w:t>太3:2</w:t>
+      </w:r>
       <w:r>
         <w:rPr>
           <w:lang w:val="zh_TW" w:bidi="zh_TW"/>
         </w:rPr>
         <w:t>、</w:t>
       </w:r>
-      <w:hyperlink r:id="rId155">
-        <w:r>
-          <w:rPr>
-            <w:lang w:val="zh_TW" w:bidi="zh_TW"/>
-          </w:rPr>
-          <w:rPr>
-            <w:color w:val="0000EE"/>
-            <w:u w:val="single"/>
-          </w:rPr>
-          <w:t>8–10，</w:t>
-        </w:r>
-      </w:hyperlink>
-      <w:hyperlink r:id="rId153">
-        <w:r>
-          <w:rPr>
-            <w:lang w:val="zh_TW" w:bidi="zh_TW"/>
-          </w:rPr>
-          <w:rPr>
-            <w:color w:val="0000EE"/>
-            <w:u w:val="single"/>
-          </w:rPr>
-          <w:t>4:17，</w:t>
-        </w:r>
-      </w:hyperlink>
-      <w:hyperlink r:id="rId163">
-        <w:r>
-          <w:rPr>
-            <w:lang w:val="zh_TW" w:bidi="zh_TW"/>
-          </w:rPr>
-          <w:rPr>
-            <w:color w:val="0000EE"/>
-            <w:u w:val="single"/>
-          </w:rPr>
-          <w:t>5:3–12</w:t>
-        </w:r>
-      </w:hyperlink>
+      <w:r>
+        <w:rPr>
+          <w:lang w:val="zh_TW" w:bidi="zh_TW"/>
+        </w:rPr>
+        <w:t>8–10，</w:t>
+      </w:r>
+      <w:r>
+        <w:rPr>
+          <w:lang w:val="zh_TW" w:bidi="zh_TW"/>
+        </w:rPr>
+        <w:t>4:17，</w:t>
+      </w:r>
+      <w:r>
+        <w:rPr>
+          <w:lang w:val="zh_TW" w:bidi="zh_TW"/>
+        </w:rPr>
+        <w:t>5:3–12</w:t>
+      </w:r>
       <w:r>
         <w:rPr>
           <w:lang w:val="zh_TW" w:bidi="zh_TW"/>
         </w:rPr>
         <w:t>、</w:t>
       </w:r>
-      <w:hyperlink r:id="rId164">
-        <w:r>
-          <w:rPr>
-            <w:lang w:val="zh_TW" w:bidi="zh_TW"/>
-          </w:rPr>
-          <w:rPr>
-            <w:color w:val="0000EE"/>
-            <w:u w:val="single"/>
-          </w:rPr>
-          <w:t>20–48，</w:t>
-        </w:r>
-      </w:hyperlink>
-      <w:hyperlink r:id="rId149">
-        <w:r>
-          <w:rPr>
-            <w:lang w:val="zh_TW" w:bidi="zh_TW"/>
-          </w:rPr>
-          <w:rPr>
-            <w:color w:val="0000EE"/>
-            <w:u w:val="single"/>
-          </w:rPr>
-          <w:t>7:13–27，</w:t>
-        </w:r>
-      </w:hyperlink>
-      <w:hyperlink r:id="rId192">
-        <w:r>
-          <w:rPr>
-            <w:lang w:val="zh_TW" w:bidi="zh_TW"/>
-          </w:rPr>
-          <w:rPr>
-            <w:color w:val="0000EE"/>
-            <w:u w:val="single"/>
-          </w:rPr>
-          <w:t>10:32–33，</w:t>
-        </w:r>
-      </w:hyperlink>
-      <w:hyperlink r:id="rId156">
-        <w:r>
-          <w:rPr>
-            <w:lang w:val="zh_TW" w:bidi="zh_TW"/>
-          </w:rPr>
-          <w:rPr>
-            <w:color w:val="0000EE"/>
-            <w:u w:val="single"/>
-          </w:rPr>
-          <w:t>11:20–24，</w:t>
-        </w:r>
-      </w:hyperlink>
-      <w:hyperlink r:id="rId193">
-        <w:r>
-          <w:rPr>
-            <w:lang w:val="zh_TW" w:bidi="zh_TW"/>
-          </w:rPr>
-          <w:rPr>
-            <w:color w:val="0000EE"/>
-            <w:u w:val="single"/>
-          </w:rPr>
-          <w:t>12:33–42，</w:t>
-        </w:r>
-      </w:hyperlink>
-      <w:hyperlink r:id="rId150">
-        <w:r>
-          <w:rPr>
-            <w:lang w:val="zh_TW" w:bidi="zh_TW"/>
-          </w:rPr>
-          <w:rPr>
-            <w:color w:val="0000EE"/>
-            <w:u w:val="single"/>
-          </w:rPr>
-          <w:t>13:3–9</w:t>
-        </w:r>
-      </w:hyperlink>
+      <w:r>
+        <w:rPr>
+          <w:lang w:val="zh_TW" w:bidi="zh_TW"/>
+        </w:rPr>
+        <w:t>20–48，</w:t>
+      </w:r>
+      <w:r>
+        <w:rPr>
+          <w:lang w:val="zh_TW" w:bidi="zh_TW"/>
+        </w:rPr>
+        <w:t>7:13–27，</w:t>
+      </w:r>
+      <w:r>
+        <w:rPr>
+          <w:lang w:val="zh_TW" w:bidi="zh_TW"/>
+        </w:rPr>
+        <w:t>10:32–33，</w:t>
+      </w:r>
+      <w:r>
+        <w:rPr>
+          <w:lang w:val="zh_TW" w:bidi="zh_TW"/>
+        </w:rPr>
+        <w:t>11:20–24，</w:t>
+      </w:r>
+      <w:r>
+        <w:rPr>
+          <w:lang w:val="zh_TW" w:bidi="zh_TW"/>
+        </w:rPr>
+        <w:t>12:33–42，</w:t>
+      </w:r>
+      <w:r>
+        <w:rPr>
+          <w:lang w:val="zh_TW" w:bidi="zh_TW"/>
+        </w:rPr>
+        <w:t>13:3–9</w:t>
+      </w:r>
       <w:r>
         <w:rPr>
           <w:lang w:val="zh_TW" w:bidi="zh_TW"/>
         </w:rPr>
         <w:t>、</w:t>
       </w:r>
-      <w:hyperlink r:id="rId151">
-        <w:r>
-          <w:rPr>
-            <w:lang w:val="zh_TW" w:bidi="zh_TW"/>
-          </w:rPr>
-          <w:rPr>
-            <w:color w:val="0000EE"/>
-            <w:u w:val="single"/>
-          </w:rPr>
-          <w:t>18–23，</w:t>
-        </w:r>
-      </w:hyperlink>
-      <w:hyperlink r:id="rId148">
-        <w:r>
-          <w:rPr>
-            <w:lang w:val="zh_TW" w:bidi="zh_TW"/>
-          </w:rPr>
-          <w:rPr>
-            <w:color w:val="0000EE"/>
-            <w:u w:val="single"/>
-          </w:rPr>
-          <w:t>15:15–20，</w:t>
-        </w:r>
-      </w:hyperlink>
-      <w:hyperlink r:id="rId152">
-        <w:r>
-          <w:rPr>
-            <w:lang w:val="zh_TW" w:bidi="zh_TW"/>
-          </w:rPr>
-          <w:rPr>
-            <w:color w:val="0000EE"/>
-            <w:u w:val="single"/>
-          </w:rPr>
-          <w:t>16:27，</w:t>
-        </w:r>
-      </w:hyperlink>
-      <w:hyperlink r:id="rId194">
-        <w:r>
-          <w:rPr>
-            <w:lang w:val="zh_TW" w:bidi="zh_TW"/>
-          </w:rPr>
-          <w:rPr>
-            <w:color w:val="0000EE"/>
-            <w:u w:val="single"/>
-          </w:rPr>
-          <w:t>25:31–46</w:t>
-        </w:r>
-      </w:hyperlink>
+      <w:r>
+        <w:rPr>
+          <w:lang w:val="zh_TW" w:bidi="zh_TW"/>
+        </w:rPr>
+        <w:t>18–23，</w:t>
+      </w:r>
+      <w:r>
+        <w:rPr>
+          <w:lang w:val="zh_TW" w:bidi="zh_TW"/>
+        </w:rPr>
+        <w:t>15:15–20，</w:t>
+      </w:r>
+      <w:r>
+        <w:rPr>
+          <w:lang w:val="zh_TW" w:bidi="zh_TW"/>
+        </w:rPr>
+        <w:t>16:27，</w:t>
+      </w:r>
+      <w:r>
+        <w:rPr>
+          <w:lang w:val="zh_TW" w:bidi="zh_TW"/>
+        </w:rPr>
+        <w:t>25:31–46</w:t>
+      </w:r>
       <w:r>
         <w:rPr>
           <w:lang w:val="zh_TW" w:bidi="zh_TW"/>
         </w:rPr>
         <w:t>；</w:t>
       </w:r>
-      <w:hyperlink r:id="rId195">
-        <w:r>
-          <w:rPr>
-            <w:lang w:val="zh_TW" w:bidi="zh_TW"/>
-          </w:rPr>
-          <w:rPr>
-            <w:color w:val="0000EE"/>
-            <w:u w:val="single"/>
-          </w:rPr>
-          <w:t>約15:2</w:t>
-        </w:r>
-      </w:hyperlink>
+      <w:r>
+        <w:rPr>
+          <w:lang w:val="zh_TW" w:bidi="zh_TW"/>
+        </w:rPr>
+        <w:t>約15:2</w:t>
+      </w:r>
       <w:r>
         <w:rPr>
           <w:lang w:val="zh_TW" w:bidi="zh_TW"/>
         </w:rPr>
         <w:t>；</w:t>
       </w:r>
-      <w:hyperlink r:id="rId178">
-        <w:r>
-          <w:rPr>
-            <w:lang w:val="zh_TW" w:bidi="zh_TW"/>
-          </w:rPr>
-          <w:rPr>
-            <w:color w:val="0000EE"/>
-            <w:u w:val="single"/>
-          </w:rPr>
-          <w:t>羅2:6</w:t>
-        </w:r>
-      </w:hyperlink>
+      <w:r>
+        <w:rPr>
+          <w:lang w:val="zh_TW" w:bidi="zh_TW"/>
+        </w:rPr>
+        <w:t>羅2:6</w:t>
+      </w:r>
       <w:r>
         <w:rPr>
           <w:lang w:val="zh_TW" w:bidi="zh_TW"/>
         </w:rPr>
         <w:t>；</w:t>
       </w:r>
-      <w:hyperlink r:id="rId105">
-        <w:r>
-          <w:rPr>
-            <w:lang w:val="zh_TW" w:bidi="zh_TW"/>
-          </w:rPr>
-          <w:rPr>
-            <w:color w:val="0000EE"/>
-            <w:u w:val="single"/>
-          </w:rPr>
-          <w:t>加5:6</w:t>
-        </w:r>
-      </w:hyperlink>
+      <w:r>
+        <w:rPr>
+          <w:lang w:val="zh_TW" w:bidi="zh_TW"/>
+        </w:rPr>
+        <w:t>加5:6</w:t>
+      </w:r>
       <w:r>
         <w:rPr>
           <w:lang w:val="zh_TW" w:bidi="zh_TW"/>
         </w:rPr>
         <w:t>、</w:t>
       </w:r>
-      <w:hyperlink r:id="rId196">
-        <w:r>
-          <w:rPr>
-            <w:lang w:val="zh_TW" w:bidi="zh_TW"/>
-          </w:rPr>
-          <w:rPr>
-            <w:color w:val="0000EE"/>
-            <w:u w:val="single"/>
-          </w:rPr>
-          <w:t>16–26，</w:t>
-        </w:r>
-      </w:hyperlink>
-      <w:hyperlink r:id="rId179">
-        <w:r>
-          <w:rPr>
-            <w:lang w:val="zh_TW" w:bidi="zh_TW"/>
-          </w:rPr>
-          <w:rPr>
-            <w:color w:val="0000EE"/>
-            <w:u w:val="single"/>
-          </w:rPr>
-          <w:t>6:5–10</w:t>
-        </w:r>
-      </w:hyperlink>
+      <w:r>
+        <w:rPr>
+          <w:lang w:val="zh_TW" w:bidi="zh_TW"/>
+        </w:rPr>
+        <w:t>16–26，</w:t>
+      </w:r>
+      <w:r>
+        <w:rPr>
+          <w:lang w:val="zh_TW" w:bidi="zh_TW"/>
+        </w:rPr>
+        <w:t>6:5–10</w:t>
+      </w:r>
       <w:r>
         <w:rPr>
           <w:lang w:val="zh_TW" w:bidi="zh_TW"/>
         </w:rPr>
         <w:t>；</w:t>
       </w:r>
-      <w:hyperlink r:id="rId63">
-        <w:r>
-          <w:rPr>
-            <w:lang w:val="zh_TW" w:bidi="zh_TW"/>
-          </w:rPr>
-          <w:rPr>
-            <w:color w:val="0000EE"/>
-            <w:u w:val="single"/>
-          </w:rPr>
-          <w:t>弗2:8–10，</w:t>
-        </w:r>
-      </w:hyperlink>
-      <w:hyperlink r:id="rId197">
-        <w:r>
-          <w:rPr>
-            <w:lang w:val="zh_TW" w:bidi="zh_TW"/>
-          </w:rPr>
-          <w:rPr>
-            <w:color w:val="0000EE"/>
-            <w:u w:val="single"/>
-          </w:rPr>
-          <w:t>5:3–9</w:t>
-        </w:r>
-      </w:hyperlink>
+      <w:r>
+        <w:rPr>
+          <w:lang w:val="zh_TW" w:bidi="zh_TW"/>
+        </w:rPr>
+        <w:t>弗2:8–10，</w:t>
+      </w:r>
+      <w:r>
+        <w:rPr>
+          <w:lang w:val="zh_TW" w:bidi="zh_TW"/>
+        </w:rPr>
+        <w:t>5:3–9</w:t>
+      </w:r>
       <w:r>
         <w:rPr>
           <w:lang w:val="zh_TW" w:bidi="zh_TW"/>
         </w:rPr>
         <w:t>；</w:t>
       </w:r>
-      <w:hyperlink r:id="rId180">
-        <w:r>
-          <w:rPr>
-            <w:lang w:val="zh_TW" w:bidi="zh_TW"/>
-          </w:rPr>
-          <w:rPr>
-            <w:color w:val="0000EE"/>
-            <w:u w:val="single"/>
-          </w:rPr>
-          <w:t>腓2:12–13</w:t>
-        </w:r>
-      </w:hyperlink>
+      <w:r>
+        <w:rPr>
+          <w:lang w:val="zh_TW" w:bidi="zh_TW"/>
+        </w:rPr>
+        <w:t>腓2:12–13</w:t>
+      </w:r>
       <w:r>
         <w:rPr>
           <w:lang w:val="zh_TW" w:bidi="zh_TW"/>
         </w:rPr>
         <w:t>；</w:t>
       </w:r>
-      <w:hyperlink r:id="rId198">
-        <w:r>
-          <w:rPr>
-            <w:lang w:val="zh_TW" w:bidi="zh_TW"/>
-          </w:rPr>
-          <w:rPr>
-            <w:color w:val="0000EE"/>
-            <w:u w:val="single"/>
-          </w:rPr>
-          <w:t>來11:1–40</w:t>
-        </w:r>
-      </w:hyperlink>
+      <w:r>
+        <w:rPr>
+          <w:lang w:val="zh_TW" w:bidi="zh_TW"/>
+        </w:rPr>
+        <w:t>來11:1–40</w:t>
+      </w:r>
       <w:r>
         <w:rPr>
           <w:lang w:val="zh_TW" w:bidi="zh_TW"/>
         </w:rPr>
         <w:t>；</w:t>
       </w:r>
-      <w:hyperlink r:id="rId168">
-        <w:r>
-          <w:rPr>
-            <w:lang w:val="zh_TW" w:bidi="zh_TW"/>
-          </w:rPr>
-          <w:rPr>
-            <w:color w:val="0000EE"/>
-            <w:u w:val="single"/>
-          </w:rPr>
-          <w:t>雅2:14–26</w:t>
-        </w:r>
-      </w:hyperlink>
+      <w:r>
+        <w:rPr>
+          <w:lang w:val="zh_TW" w:bidi="zh_TW"/>
+        </w:rPr>
+        <w:t>雅2:14–26</w:t>
+      </w:r>
       <w:r>
         <w:rPr>
           <w:lang w:val="zh_TW" w:bidi="zh_TW"/>
         </w:rPr>
         <w:t>；</w:t>
       </w:r>
-      <w:hyperlink r:id="rId161">
-        <w:r>
-          <w:rPr>
-            <w:lang w:val="zh_TW" w:bidi="zh_TW"/>
-          </w:rPr>
-          <w:rPr>
-            <w:color w:val="0000EE"/>
-            <w:u w:val="single"/>
-          </w:rPr>
-          <w:t>約一1:5–10</w:t>
-        </w:r>
-      </w:hyperlink>
+      <w:r>
+        <w:rPr>
+          <w:lang w:val="zh_TW" w:bidi="zh_TW"/>
+        </w:rPr>
+        <w:t>約一1:5–10</w:t>
+      </w:r>
       <w:r>
         <w:rPr>
           <w:lang w:val="zh_TW" w:bidi="zh_TW"/>
         </w:rPr>
         <w:t>；</w:t>
       </w:r>
-      <w:hyperlink r:id="rId199">
-        <w:r>
-          <w:rPr>
-            <w:lang w:val="zh_TW" w:bidi="zh_TW"/>
-          </w:rPr>
-          <w:rPr>
-            <w:color w:val="0000EE"/>
-            <w:u w:val="single"/>
-          </w:rPr>
-          <w:t>啟21:6–8</w:t>
-        </w:r>
-      </w:hyperlink>
+      <w:r>
+        <w:rPr>
+          <w:lang w:val="zh_TW" w:bidi="zh_TW"/>
+        </w:rPr>
+        <w:t>啟21:6–8</w:t>
+      </w:r>
       <w:r>
         <w:rPr>
           <w:lang w:val="zh_TW" w:bidi="zh_TW"/>
